--- a/engine/adnocls_study/ADNOCLS_Valuation_Study_09-08-2026_public.docx
+++ b/engine/adnocls_study/ADNOCLS_Valuation_Study_09-08-2026_public.docx
@@ -49,6 +49,7 @@
     </w:p>
     <w:p>
       <w:pPr>
+        <w:keepNext/>
         <w:spacing w:after="80" w:before="200"/>
       </w:pPr>
       <w:r>
@@ -63,6 +64,7 @@
     </w:p>
     <w:p>
       <w:pPr>
+        <w:keepNext/>
         <w:spacing w:after="120" w:before="280"/>
       </w:pPr>
       <w:r>
@@ -207,6 +209,7 @@
     </w:p>
     <w:p>
       <w:pPr>
+        <w:keepNext/>
         <w:spacing w:after="80" w:before="200"/>
       </w:pPr>
       <w:r>
@@ -272,11 +275,12 @@
           <w:color w:val="1C3A36"/>
           <w:sz w:val="21"/>
         </w:rPr>
-        <w:t>This study says they do not hold, and prices the fleet reverting over five years to the average of what it earned in FY2024 and FY2025. That is a judgement, and section 1.7 sets out the outside evidence for it. On that base, and on the share's own regressed beta, the four lenses centre at AED 7.94 against a market price of 6.16 — the price sits +29% the central estimate. Price the same cash flows at an asset-risk beta of one and the centre falls to AED 7.04, which is within a few fils of the market. The gap between those two numbers, AED 2.24 a share on the cash-flow lens alone, is larger than the entire span of the tanker-rate sensitivity. This study therefore does not present one answer; it presents the two answers and says exactly what separates them.</w:t>
+        <w:t>This study says they do not hold, and prices the fleet reverting over five years to the average of what it earned in FY2024 and FY2025. That is a judgement, and section 1.7 sets out the outside evidence for it. On that base, and on the share's own regressed beta, the four lenses centre at AED 7.94 against a market price of 6.16 — the central estimate sits +29% above the market price, or equivalently the price sits -22% against that estimate. Price the same cash flows at an asset-risk beta of one and the centre falls to AED 7.04, which is within a few fils of the market. The gap between those two numbers, AED 2.24 a share on the cash-flow lens alone, is about the same size as moving the whole tanker-rate anchor across its tested range, and less than half of what the beta alone moves across the range tested in section 1.9. This study therefore does not present one answer; it presents the two answers and says exactly what separates them.</w:t>
       </w:r>
     </w:p>
     <w:p>
       <w:pPr>
+        <w:keepNext/>
         <w:spacing w:after="80" w:before="200"/>
       </w:pPr>
       <w:r>
@@ -1398,6 +1402,7 @@
     </w:p>
     <w:p>
       <w:pPr>
+        <w:keepNext/>
         <w:spacing w:after="80" w:before="200"/>
       </w:pPr>
       <w:r>
@@ -2009,6 +2014,7 @@
     </w:p>
     <w:p>
       <w:pPr>
+        <w:keepNext/>
         <w:spacing w:after="120" w:before="280"/>
       </w:pPr>
       <w:r>
@@ -2023,6 +2029,7 @@
     </w:p>
     <w:p>
       <w:pPr>
+        <w:keepNext/>
         <w:spacing w:after="80" w:before="200"/>
       </w:pPr>
       <w:r>
@@ -3684,7 +3691,7 @@
                 <w:color w:val="1C3A36"/>
                 <w:sz w:val="16"/>
               </w:rPr>
-              <w:t>Free cash flow discounted</w:t>
+              <w:t>Free cash flow from the valuation date</w:t>
             </w:r>
           </w:p>
         </w:tc>
@@ -4149,6 +4156,7 @@
     </w:p>
     <w:p>
       <w:pPr>
+        <w:keepNext/>
         <w:spacing w:after="80" w:before="200"/>
       </w:pPr>
       <w:r>
@@ -5152,6 +5160,7 @@
     </w:p>
     <w:p>
       <w:pPr>
+        <w:keepNext/>
         <w:spacing w:after="80" w:before="200"/>
       </w:pPr>
       <w:r>
@@ -5175,7 +5184,7 @@
           <w:color w:val="1C3A36"/>
           <w:sz w:val="21"/>
         </w:rPr>
-        <w:t>One choice in the construction above moves the answer more than every operating assumption in the study combined: which beta belongs in the cost of equity. The share's own weekly returns, regressed against an equal-weight index of the Abu Dhabi names in this study's price library over its full listed history, give 0.705 — with 163 observations, an R-squared of 0.172, a standard error of 0.122 and a 90% interval of [0.50, 0.90]. That is a usable estimate and it is economically coherent: a listed crude and product tanker owner would normally sit at 0.9-1.4, a contracted marine services provider at 0.5-0.9, and this company is half of each. The opposing view is that a fleet owner bears the risk of the market its ships trade in whoever signs the charter, that three years of price history is a thin basis for a permanent discount rate, and that the equity should therefore be priced at a beta of one. Both are defensible. Both are computed.</w:t>
+        <w:t>One choice in the construction above moves the answer further than any operating assumption in the study: which beta belongs in the cost of equity. The share's own weekly returns, regressed against an equal-weight index of the Abu Dhabi names in this study's price library over its full listed history, give 0.705 — with 163 observations, an R-squared of 0.172, a standard error of 0.122 and a 90% interval of [0.50, 0.90]. That is a usable estimate and it is economically coherent: a listed crude and product tanker owner would normally sit at 0.9-1.4, a contracted marine services provider at 0.5-0.9, and this company is half of each. The opposing view is that a fleet owner bears the risk of the market its ships trade in whoever signs the charter, that three years of price history is a thin basis for a permanent discount rate, and that the equity should therefore be priced at a beta of one. Both are defensible. Both are computed.</w:t>
       </w:r>
     </w:p>
     <w:tbl>
@@ -5940,6 +5949,7 @@
     </w:p>
     <w:p>
       <w:pPr>
+        <w:keepNext/>
         <w:spacing w:after="80" w:before="200"/>
       </w:pPr>
       <w:r>
@@ -6516,6 +6526,7 @@
     </w:p>
     <w:p>
       <w:pPr>
+        <w:keepNext/>
         <w:spacing w:after="80" w:before="200"/>
       </w:pPr>
       <w:r>
@@ -7800,6 +7811,7 @@
     </w:p>
     <w:p>
       <w:pPr>
+        <w:keepNext/>
         <w:spacing w:after="80" w:before="200"/>
       </w:pPr>
       <w:r>
@@ -8258,7 +8270,7 @@
                 <w:color w:val="1C3A36"/>
                 <w:sz w:val="16"/>
               </w:rPr>
-              <w:t>Enterprise value of the operations</w:t>
+              <w:t>Sum of the three legs</w:t>
             </w:r>
           </w:p>
         </w:tc>
@@ -8337,7 +8349,7 @@
                 <w:color w:val="1C3A36"/>
                 <w:sz w:val="16"/>
               </w:rPr>
-              <w:t>the three legs added</w:t>
+              <w:t>enterprise value of the operations, the three legs added</w:t>
             </w:r>
           </w:p>
         </w:tc>
@@ -8806,7 +8818,7 @@
                 <w:color w:val="1C3A36"/>
                 <w:sz w:val="16"/>
               </w:rPr>
-              <w:t>AED 9.44 a share (+53% the market price)</w:t>
+              <w:t>AED 9.44 a share, 53% above the market price</w:t>
             </w:r>
           </w:p>
         </w:tc>
@@ -8833,6 +8845,7 @@
     </w:p>
     <w:p>
       <w:pPr>
+        <w:keepNext/>
         <w:spacing w:after="80" w:before="200"/>
       </w:pPr>
       <w:r>
@@ -9315,6 +9328,7 @@
     </w:p>
     <w:p>
       <w:pPr>
+        <w:keepNext/>
         <w:spacing w:after="80" w:before="200"/>
       </w:pPr>
       <w:r>
@@ -10361,6 +10375,7 @@
     </w:p>
     <w:p>
       <w:pPr>
+        <w:keepNext/>
         <w:spacing w:after="80" w:before="200"/>
       </w:pPr>
       <w:r>
@@ -10389,6 +10404,7 @@
     </w:p>
     <w:p>
       <w:pPr>
+        <w:keepNext/>
         <w:spacing w:after="80" w:before="200"/>
       </w:pPr>
       <w:r>
@@ -11813,6 +11829,7 @@
     </w:p>
     <w:p>
       <w:pPr>
+        <w:keepNext/>
         <w:spacing w:after="80" w:before="200"/>
       </w:pPr>
       <w:r>
@@ -12176,6 +12193,7 @@
     </w:p>
     <w:p>
       <w:pPr>
+        <w:keepNext/>
         <w:spacing w:after="80" w:before="200"/>
       </w:pPr>
       <w:r>
@@ -13458,6 +13476,7 @@
     </w:p>
     <w:p>
       <w:pPr>
+        <w:keepNext/>
         <w:spacing w:after="80" w:before="200"/>
       </w:pPr>
       <w:r>
@@ -14130,6 +14149,7 @@
     </w:p>
     <w:p>
       <w:pPr>
+        <w:keepNext/>
         <w:spacing w:after="80" w:before="200"/>
       </w:pPr>
       <w:r>
@@ -15176,6 +15196,7 @@
     </w:p>
     <w:p>
       <w:pPr>
+        <w:keepNext/>
         <w:spacing w:after="80" w:before="200"/>
       </w:pPr>
       <w:r>
@@ -15420,11 +15441,12 @@
           <w:color w:val="1C3A36"/>
           <w:sz w:val="21"/>
         </w:rPr>
-        <w:t>One more comparison puts the crux in proportion. Moving the mid-cycle rate anchor across the whole tested range, from 80.0% to 120.0% of the base, moves fair value by AED 2.43 a share. Changing the beta from the share's own 0.705 to an asset-risk one moves it by AED 2.24. The discount-rate judgement is 0.9 times the whole operating crux, which is an uncomfortable thing for a valuation to be true of and is stated rather than buried. It is also the reason both are published and neither is averaged.</w:t>
+        <w:t>One more comparison puts the crux in proportion. Moving the mid-cycle rate anchor across the whole tested range, from 80.0% to 120.0% of the base, moves fair value by AED 2.43 a share. Changing the beta from the share's own 0.705 to an asset-risk one moves it by AED 2.24 — the same order of magnitude, so the two published constructions of the discount rate differ by about as much as the whole operating crux. Widen the beta to the range actually tested in section 1.9, 0.50 to 1.20, and it moves fair value by AED 5.78, which is 2.4 times the rate anchor and the widest single sensitivity in the study. That a discount-rate input rivals and then exceeds the operating question is uncomfortable for a valuation, and it is stated rather than buried. It is also the reason both constructions are published and neither is averaged.</w:t>
       </w:r>
     </w:p>
     <w:p>
       <w:pPr>
+        <w:keepNext/>
         <w:spacing w:after="80" w:before="200"/>
       </w:pPr>
       <w:r>
@@ -16493,6 +16515,7 @@
     </w:p>
     <w:p>
       <w:pPr>
+        <w:keepNext/>
         <w:spacing w:after="80" w:before="200"/>
       </w:pPr>
       <w:r>
@@ -17044,6 +17067,7 @@
     </w:p>
     <w:p>
       <w:pPr>
+        <w:keepNext/>
         <w:spacing w:after="80" w:before="200"/>
       </w:pPr>
       <w:r>
@@ -17304,7 +17328,7 @@
                 <w:color w:val="1C3A36"/>
                 <w:sz w:val="15"/>
               </w:rPr>
-              <w:t>AED 8.64 (0.24)</w:t>
+              <w:t>AED 8.64, +0.24 against 8.40</w:t>
             </w:r>
           </w:p>
         </w:tc>
@@ -17553,6 +17577,7 @@
     </w:p>
     <w:p>
       <w:pPr>
+        <w:keepNext/>
         <w:spacing w:after="80" w:before="200"/>
       </w:pPr>
       <w:r>
@@ -18841,6 +18866,7 @@
     </w:p>
     <w:p>
       <w:pPr>
+        <w:keepNext/>
         <w:spacing w:after="120" w:before="280"/>
       </w:pPr>
       <w:r>
@@ -19109,7 +19135,7 @@
                 <w:color w:val="1C3A36"/>
                 <w:sz w:val="16"/>
               </w:rPr>
-              <w:t>price is -0% against it; the average is rising</w:t>
+              <w:t>price is -0.5% against it; the average is rising</w:t>
             </w:r>
           </w:p>
         </w:tc>
@@ -19167,7 +19193,7 @@
                 <w:color w:val="1C3A36"/>
                 <w:sz w:val="16"/>
               </w:rPr>
-              <w:t>price is +2% against it; the average is rising</w:t>
+              <w:t>price is +2.1% against it; the average is rising</w:t>
             </w:r>
           </w:p>
         </w:tc>
@@ -19225,7 +19251,7 @@
                 <w:color w:val="1C3A36"/>
                 <w:sz w:val="16"/>
               </w:rPr>
-              <w:t>price is +8% against it; the average is flat</w:t>
+              <w:t>price is +8.0% against it; the average is flat</w:t>
             </w:r>
           </w:p>
         </w:tc>
@@ -19672,6 +19698,7 @@
     </w:p>
     <w:p>
       <w:pPr>
+        <w:keepNext/>
         <w:spacing w:after="120" w:before="280"/>
       </w:pPr>
       <w:r>
@@ -19709,7 +19736,7 @@
           <w:color w:val="1C3A36"/>
           <w:sz w:val="21"/>
         </w:rPr>
-        <w:t>The widths are tested rather than assumed, and the test is worth stating in plain terms. Over the share's listed history the three-month distributions scored +2.95% better than a random-walk benchmark anchored on the same cost of carry, across 8 independent non-overlapping windows with origins from 2024-06-21 to 2026-03-24, each one forecast using only data available before it. Outcomes fell across the distribution roughly evenly rather than bunching at one end: a uniformity test on where each outcome landed returns p = 0.64, and a second test of the same thing returns p = 0.53. Coverage was 38% inside the 50% band, 75% inside the 80% and 88% inside the 90% — close to advertised at the wide bands, light at the narrow one on a sample of only 8 windows. The one-month horizon has more windows and behaves better: 24 of them, coverage 67% / 88% / 96%, uniformity p = 0.48, and a score +0.03% against the benchmark — level with it rather than ahead of it. Pooling 91 overlapping three-month windows on a shifted grid gives +0.66% and coverage of 52% / 84% / 96%.</w:t>
+        <w:t>The widths are tested rather than assumed, and the test is worth stating in plain terms. Over the share's listed history the three-month distributions scored +2.95% better than a random-walk benchmark anchored on the same cost of carry, across 8 independent non-overlapping windows with origins from 2024-06-21 to 2026-03-24, each one forecast using only data available before it. Outcomes fell across the distribution roughly evenly rather than bunching at one end: a uniformity test on where each outcome landed returns p = 0.64, and a second test of the same thing returns p = 0.53. Coverage was 38% inside the 50% band, 75% inside the 80% and 88% inside the 90% — close to advertised at the wide bands, light at the narrow one on a sample of only 8 windows. The one-month horizon has more windows and behaves better: 24 of them, coverage 67% / 88% / 96%, uniformity p = 0.48, and a score +0.03% against the benchmark — level with it rather than ahead of it. Pooling 91 three-month windows that start on staggered dates and therefore overlap one another gives +0.66% and coverage of 52% / 84% / 96% — a larger sample, but one whose windows are not independent of each other, so it corroborates the picture rather than adding new evidence to it.</w:t>
       </w:r>
     </w:p>
     <w:p>
@@ -19796,6 +19823,7 @@
     </w:p>
     <w:p>
       <w:pPr>
+        <w:keepNext/>
         <w:spacing w:after="80" w:before="200"/>
       </w:pPr>
       <w:r>
@@ -20368,6 +20396,7 @@
     </w:p>
     <w:p>
       <w:pPr>
+        <w:keepNext/>
         <w:spacing w:after="80" w:before="200"/>
       </w:pPr>
       <w:r>
@@ -20724,6 +20753,7 @@
     </w:p>
     <w:p>
       <w:pPr>
+        <w:keepNext/>
         <w:spacing w:after="120" w:before="280"/>
       </w:pPr>
       <w:r>
@@ -20860,7 +20890,7 @@
                 <w:color w:val="1C3A36"/>
                 <w:sz w:val="16"/>
               </w:rPr>
-              <w:t>AED 7.94, +29% against the market</w:t>
+              <w:t>AED 7.94, 29% above the market price</w:t>
             </w:r>
           </w:p>
         </w:tc>
@@ -21380,6 +21410,7 @@
     </w:p>
     <w:p>
       <w:pPr>
+        <w:keepNext/>
         <w:spacing w:after="120" w:before="280"/>
       </w:pPr>
       <w:r>
@@ -21938,6 +21969,7 @@
     </w:p>
     <w:p>
       <w:pPr>
+        <w:keepNext/>
         <w:spacing w:after="120" w:before="280"/>
       </w:pPr>
       <w:r>
@@ -22411,6 +22443,7 @@
     </w:p>
     <w:p>
       <w:pPr>
+        <w:keepNext/>
         <w:spacing w:after="120" w:before="280"/>
       </w:pPr>
       <w:r>
@@ -22441,7 +22474,7 @@
           <w:color w:val="1C3A36"/>
           <w:sz w:val="21"/>
         </w:rPr>
-        <w:t>The difference between the share's own regressed beta of 0.705 and an asset-risk beta of one is AED 2.24 a share on the cash-flow lens — larger than the entire tanker-rate sensitivity, larger than the capital programme, larger than the tax exposure. The regression is real and passes its usability conditions, but it rests on 3.2 years of history in a period when the contracted arm was growing faster than the merchant fleet. Both readings are published as equals. If forced to say which way the evidence leans: the market price sits on the asset-beta reading.</w:t>
+        <w:t>The difference between the share's own regressed beta of 0.705 and an asset-risk beta of one is AED 2.24 a share on the cash-flow lens — larger than the capital-expenditure row and the tax row, and about the same size as moving the tanker-rate anchor across its whole tested range. Across the beta range tested in section 1.9 the swing is AED 5.78, the widest single sensitivity in the study. The regression is real and passes its usability conditions, but it rests on 3.2 years of history in a period when the contracted arm was growing faster than the merchant fleet. Both readings are published as equals. If forced to say which way the evidence leans: the market price sits on the asset-beta reading.</w:t>
       </w:r>
     </w:p>
     <w:p>
@@ -22690,6 +22723,7 @@
     </w:p>
     <w:p>
       <w:pPr>
+        <w:keepNext/>
         <w:spacing w:after="120" w:before="280"/>
       </w:pPr>
       <w:r>
@@ -22704,6 +22738,7 @@
     </w:p>
     <w:p>
       <w:pPr>
+        <w:keepNext/>
         <w:spacing w:after="80" w:before="200"/>
       </w:pPr>
       <w:r>
@@ -25990,6 +26025,7 @@
     </w:p>
     <w:p>
       <w:pPr>
+        <w:keepNext/>
         <w:spacing w:after="80" w:before="200"/>
       </w:pPr>
       <w:r>
@@ -29258,6 +29294,7 @@
     </w:p>
     <w:p>
       <w:pPr>
+        <w:keepNext/>
         <w:spacing w:after="80" w:before="200"/>
       </w:pPr>
       <w:r>
@@ -29785,7 +29822,7 @@
                 <w:color w:val="1C3A36"/>
                 <w:sz w:val="16"/>
               </w:rPr>
-              <w:t>Interest paid on the modelled debt</w:t>
+              <w:t>Interest on the modelled debt</w:t>
             </w:r>
           </w:p>
         </w:tc>
@@ -31046,6 +31083,7 @@
     </w:p>
     <w:p>
       <w:pPr>
+        <w:keepNext/>
         <w:spacing w:after="120" w:before="280"/>
       </w:pPr>
       <w:r>
@@ -31060,6 +31098,7 @@
     </w:p>
     <w:p>
       <w:pPr>
+        <w:keepNext/>
         <w:spacing w:after="80" w:before="200"/>
       </w:pPr>
       <w:r>
@@ -31496,6 +31535,7 @@
     </w:p>
     <w:p>
       <w:pPr>
+        <w:keepNext/>
         <w:spacing w:after="80" w:before="200"/>
       </w:pPr>
       <w:r>
@@ -31705,7 +31745,7 @@
                 <w:color w:val="1C3A36"/>
                 <w:sz w:val="16"/>
               </w:rPr>
-              <w:t>AED 2.24 a share — the largest single item in the study</w:t>
+              <w:t>AED 2.24 a share between the two published constructions, and AED 5.78 across the beta range tested in section 1.9 — the widest single sensitivity in the study</w:t>
             </w:r>
           </w:p>
         </w:tc>
@@ -32054,6 +32094,7 @@
     </w:p>
     <w:p>
       <w:pPr>
+        <w:keepNext/>
         <w:spacing w:after="80" w:before="200"/>
       </w:pPr>
       <w:r>
@@ -32912,6 +32953,7 @@
     </w:p>
     <w:p>
       <w:pPr>
+        <w:keepNext/>
         <w:spacing w:after="120" w:before="280"/>
       </w:pPr>
       <w:r>
@@ -32940,6 +32982,7 @@
     </w:p>
     <w:p>
       <w:pPr>
+        <w:keepNext/>
         <w:spacing w:after="80" w:before="200"/>
       </w:pPr>
       <w:r>
@@ -33650,6 +33693,7 @@
     </w:p>
     <w:p>
       <w:pPr>
+        <w:keepNext/>
         <w:spacing w:after="80" w:before="200"/>
       </w:pPr>
       <w:r>
@@ -34174,6 +34218,7 @@
     </w:p>
     <w:p>
       <w:pPr>
+        <w:keepNext/>
         <w:spacing w:after="80" w:before="200"/>
       </w:pPr>
       <w:r>
@@ -34893,7 +34938,7 @@
                 <w:color w:val="1C3A36"/>
                 <w:sz w:val="16"/>
               </w:rPr>
-              <w:t>Cost of capital that year</w:t>
+              <w:t>Cost of capital charged — the explicit-window rate, held flat</w:t>
             </w:r>
           </w:p>
         </w:tc>
@@ -34911,7 +34956,7 @@
                 <w:color w:val="1C3A36"/>
                 <w:sz w:val="16"/>
               </w:rPr>
-              <w:t>7.15%</w:t>
+              <w:t>7.31%</w:t>
             </w:r>
           </w:p>
         </w:tc>
@@ -34929,7 +34974,7 @@
                 <w:color w:val="1C3A36"/>
                 <w:sz w:val="16"/>
               </w:rPr>
-              <w:t>6.99%</w:t>
+              <w:t>7.31%</w:t>
             </w:r>
           </w:p>
         </w:tc>
@@ -34947,7 +34992,7 @@
                 <w:color w:val="1C3A36"/>
                 <w:sz w:val="16"/>
               </w:rPr>
-              <w:t>6.83%</w:t>
+              <w:t>7.31%</w:t>
             </w:r>
           </w:p>
         </w:tc>
@@ -34965,7 +35010,7 @@
                 <w:color w:val="1C3A36"/>
                 <w:sz w:val="16"/>
               </w:rPr>
-              <w:t>6.67%</w:t>
+              <w:t>7.31%</w:t>
             </w:r>
           </w:p>
         </w:tc>
@@ -34983,7 +35028,7 @@
                 <w:color w:val="1C3A36"/>
                 <w:sz w:val="16"/>
               </w:rPr>
-              <w:t>6.51%</w:t>
+              <w:t>7.31%</w:t>
             </w:r>
           </w:p>
         </w:tc>
@@ -35129,7 +35174,7 @@
                 <w:color w:val="1C3A36"/>
                 <w:sz w:val="16"/>
               </w:rPr>
-              <w:t>Economic profit (USD mn)</w:t>
+              <w:t>Economic profit — net operating profit after tax less the capital charge (USD mn)</w:t>
             </w:r>
           </w:p>
         </w:tc>
@@ -35241,7 +35286,7 @@
           <w:color w:val="6E7B77"/>
           <w:sz w:val="17"/>
         </w:rPr>
-        <w:t>This is the most revealing exhibit in the study. The spread is positive in every forecast year — the business earns 15% on capital in 2026E against a cost of 7% — and it narrows steadily as the rate cycle normalises and the capital base grows. That is a company creating value throughout, but creating less of it each year, which is a very different picture from either a compounder or a value destroyer. Note the convention: the return divides by closing invested capital, matching Appendix A.3, while economic profit charges the cost of capital on the same closing base, so the two rows are internally consistent. Note also that this leg's enterprise value of USD 17,177 million differs from the cash-flow model's USD 19,891 million: economic-profit and cash-flow valuations are algebraically identical on identical assumptions, and the gap here is entirely the different terminal treatment — a fading economic-profit perpetuity against a reinvestment-funded terminal value. Expert 3 is therefore a restatement of the cash-flow model under a different terminal discipline, not independent confirmation of it, and is read as such.</w:t>
+        <w:t>This is the most revealing exhibit in the study. The spread is positive in every forecast year — the business earns 15% on capital in 2026E against a cost of 7% — and it narrows steadily as the rate cycle normalises and the capital base grows. That is a company creating value throughout, but creating less of it each year, which is a very different picture from either a compounder or a value destroyer. Two conventions in this table are named so they cannot be confused with the ones used elsewhere. The return divides by closing invested capital, matching Appendix A.3; and the capital charge is the explicit-window cost of capital of 7.31% held flat across all five years rather than the declining schedule the cash-flow model discounts at, so the spread row is exactly the return row less 7.31% and the economic-profit row is exactly that spread on the same closing capital. Appendix A.3 shows the spread on the declining schedule instead, which is why the two tables give different spreads from the same returns. Note also that this leg's enterprise value of USD 17,177 million differs from the cash-flow model's USD 19,891 million: economic-profit and cash-flow valuations are algebraically identical on identical assumptions, and the gap here is entirely the different terminal treatment — a fading economic-profit perpetuity against a reinvestment-funded terminal value. Expert 3 is therefore a restatement of the cash-flow model under a different terminal discipline, not independent confirmation of it, and is read as such.</w:t>
       </w:r>
     </w:p>
     <w:p>
@@ -35274,6 +35319,7 @@
     </w:p>
     <w:p>
       <w:pPr>
+        <w:keepNext/>
         <w:spacing w:after="80" w:before="200"/>
       </w:pPr>
       <w:r>
@@ -35608,6 +35654,7 @@
     </w:p>
     <w:p>
       <w:pPr>
+        <w:keepNext/>
         <w:spacing w:after="80" w:before="200"/>
       </w:pPr>
       <w:r>
@@ -35699,11 +35746,12 @@
           <w:color w:val="1C3A36"/>
           <w:sz w:val="21"/>
         </w:rPr>
-        <w:t>The panel centre of AED 6.53 sits +6% against the market price and -18% against the study's own own-beta central. That gap is real and it has a single explanation: every one of the three experts works from mid-cycle or five-year-average earnings, and none of them capitalises a terminal value the way the cash-flow model does. The cash-flow model puts 84% of its enterprise value beyond the fifth year; the panel puts effectively none there. A reader who distrusts long terminal values should weight the panel; a reader who believes a contracted marine infrastructure business has a long life beyond a five-year window should weight the model. Both positions are defensible and the gap between them is stated at full size rather than smoothed.</w:t>
+        <w:t>The panel centre of AED 6.53 sits 6% above the market price and -18% against the study's own own-beta central. That gap is real and it has a single explanation: every one of the three experts works from mid-cycle or five-year-average earnings, and none of them capitalises a terminal value the way the cash-flow model does. The cash-flow model puts 84% of its enterprise value beyond the fifth year; the panel puts effectively none there. A reader who distrusts long terminal values should weight the panel; a reader who believes a contracted marine infrastructure business has a long life beyond a five-year window should weight the model. Both positions are defensible and the gap between them is stated at full size rather than smoothed.</w:t>
       </w:r>
     </w:p>
     <w:p>
       <w:pPr>
+        <w:keepNext/>
         <w:spacing w:after="80" w:before="200"/>
       </w:pPr>
       <w:r>
@@ -36318,6 +36366,7 @@
     </w:p>
     <w:p>
       <w:pPr>
+        <w:keepNext/>
         <w:spacing w:after="120" w:before="280"/>
       </w:pPr>
       <w:r>
@@ -36355,7 +36404,7 @@
           <w:color w:val="1C3A36"/>
           <w:sz w:val="21"/>
         </w:rPr>
-        <w:t>Where a judgement has two legitimate constructions, both are computed and both are published side by side. This study does that twice: for the cost of equity, which is the largest single item in it, and for the treatment of the perpetual capital securities. Neither pair is averaged, because an average of two constructions is a number that neither construction supports.</w:t>
+        <w:t>Where a judgement has two legitimate constructions, both are computed and both are published side by side. This study does that twice: for the cost of equity, which is the widest single sensitivity in it, and for the treatment of the perpetual capital securities. Neither pair is averaged, because an average of two constructions is a number that neither construction supports.</w:t>
       </w:r>
     </w:p>
     <w:p>
@@ -36369,11 +36418,12 @@
           <w:color w:val="1C3A36"/>
           <w:sz w:val="21"/>
         </w:rPr>
-        <w:t>The probabilistic price map in section 3 is produced by a volatility model that is tested by walk-forward simulation against a random-walk benchmark before it is allowed to publish a range. It describes price dispersion and carries no view on value. It is never combined with the fair-value work.</w:t>
+        <w:t>The probabilistic price map in section 3 is produced by a volatility model that is tested before it is allowed to publish a range: the model is re-run at successive past dates using only the data available on each of those dates, and every forecast it made is scored against what the price actually did, alongside a random-walk benchmark. It describes price dispersion and carries no view on value. It is never combined with the fair-value work.</w:t>
       </w:r>
     </w:p>
     <w:p>
       <w:pPr>
+        <w:keepNext/>
         <w:spacing w:after="120" w:before="280"/>
       </w:pPr>
       <w:r>

--- a/engine/adnocls_study/ADNOCLS_Valuation_Study_09-08-2026_public.docx
+++ b/engine/adnocls_study/ADNOCLS_Valuation_Study_09-08-2026_public.docx
@@ -5987,7 +5987,7 @@
           <w:color w:val="1C3A36"/>
           <w:sz w:val="21"/>
         </w:rPr>
-        <w:t>A justified price-to-book multiple is the sustainable return on equity less growth, divided by the cost of equity less growth. At 16.9%, 2% growth and a cost of equity of 7.49% that gives 2.71× book, or AED 6.84 a share. The bear bound of AED 4.50 takes the same construction at a beta of one and a return 15% lower; the bull bound of AED 9.27 takes a lower country charge and a return 15% higher. The lens carries the lowest weight of the four, at 15%, because a book multiple derived from a cost of equity inherits the same contested beta as the cash-flow model, and because carrying value is a poor description of what a fleet is worth.</w:t>
+        <w:t>A justified price-to-book multiple is the sustainable return on equity less growth, divided by the cost of equity less growth. At 16.9%, 2% growth and a cost of equity of 7.49% that gives 2.71× book, or AED 6.84 a share. The bear bound of AED 4.50 takes the same construction at a beta of one and a return one seventh lower; the bull bound of AED 9.27 takes a lower country charge and a return one seventh higher. The lens carries the lowest weight of the four, at 15%, because a book multiple derived from a cost of equity inherits the same contested beta as the cash-flow model, and because carrying value is a poor description of what a fleet is worth.</w:t>
       </w:r>
     </w:p>
     <w:p>
@@ -25338,7 +25338,7 @@
                 <w:color w:val="1C3A36"/>
                 <w:sz w:val="15"/>
               </w:rPr>
-              <w:t>(0)</w:t>
+              <w:t>—</w:t>
             </w:r>
           </w:p>
         </w:tc>
@@ -25356,7 +25356,7 @@
                 <w:color w:val="1C3A36"/>
                 <w:sz w:val="15"/>
               </w:rPr>
-              <w:t>(0)</w:t>
+              <w:t>—</w:t>
             </w:r>
           </w:p>
         </w:tc>
@@ -25858,7 +25858,7 @@
                 <w:color w:val="1C3A36"/>
                 <w:sz w:val="15"/>
               </w:rPr>
-              <w:t>0.08</w:t>
+              <w:t>0.080</w:t>
             </w:r>
           </w:p>
         </w:tc>
@@ -25878,7 +25878,7 @@
                 <w:color w:val="1C3A36"/>
                 <w:sz w:val="15"/>
               </w:rPr>
-              <w:t>0.10</w:t>
+              <w:t>0.100</w:t>
             </w:r>
           </w:p>
         </w:tc>
@@ -25898,7 +25898,7 @@
                 <w:color w:val="1C3A36"/>
                 <w:sz w:val="15"/>
               </w:rPr>
-              <w:t>0.11</w:t>
+              <w:t>0.110</w:t>
             </w:r>
           </w:p>
         </w:tc>
@@ -28293,7 +28293,7 @@
                 <w:color w:val="1C3A36"/>
                 <w:sz w:val="15"/>
               </w:rPr>
-              <w:t>0</w:t>
+              <w:t>—</w:t>
             </w:r>
           </w:p>
         </w:tc>
@@ -28311,7 +28311,7 @@
                 <w:color w:val="1C3A36"/>
                 <w:sz w:val="15"/>
               </w:rPr>
-              <w:t>0</w:t>
+              <w:t>—</w:t>
             </w:r>
           </w:p>
         </w:tc>
@@ -28459,7 +28459,7 @@
                 <w:color w:val="1C3A36"/>
                 <w:sz w:val="15"/>
               </w:rPr>
-              <w:t>0</w:t>
+              <w:t>—</w:t>
             </w:r>
           </w:p>
         </w:tc>
@@ -28477,7 +28477,7 @@
                 <w:color w:val="1C3A36"/>
                 <w:sz w:val="15"/>
               </w:rPr>
-              <w:t>0</w:t>
+              <w:t>—</w:t>
             </w:r>
           </w:p>
         </w:tc>
@@ -34506,7 +34506,7 @@
                 <w:color w:val="1C3A36"/>
                 <w:sz w:val="16"/>
               </w:rPr>
-              <w:t>Plus joint ventures, less net debt, the perpetual securities and minorities (USD mn)</w:t>
+              <w:t>Less net debt, the perpetual securities and minorities, plus joint ventures (USD mn)</w:t>
             </w:r>
           </w:p>
         </w:tc>
@@ -35746,7 +35746,7 @@
           <w:color w:val="1C3A36"/>
           <w:sz w:val="21"/>
         </w:rPr>
-        <w:t>The panel centre of AED 6.53 sits 6% above the market price and -18% against the study's own own-beta central. That gap is real and it has a single explanation: every one of the three experts works from mid-cycle or five-year-average earnings, and none of them capitalises a terminal value the way the cash-flow model does. The cash-flow model puts 84% of its enterprise value beyond the fifth year; the panel puts effectively none there. A reader who distrusts long terminal values should weight the panel; a reader who believes a contracted marine infrastructure business has a long life beyond a five-year window should weight the model. Both positions are defensible and the gap between them is stated at full size rather than smoothed.</w:t>
+        <w:t>The panel centre of AED 6.53 sits 6% above the market price and -18% against this study's own-beta central. That gap is real and it has a single explanation: every one of the three experts works from mid-cycle or five-year-average earnings, and none of them capitalises a terminal value the way the cash-flow model does. The cash-flow model puts 84% of its enterprise value beyond the fifth year; the panel puts effectively none there. A reader who distrusts long terminal values should weight the panel; a reader who believes a contracted marine infrastructure business has a long life beyond a five-year window should weight the model. Both positions are defensible and the gap between them is stated at full size rather than smoothed.</w:t>
       </w:r>
     </w:p>
     <w:p>

--- a/engine/adnocls_study/ADNOCLS_Valuation_Study_09-08-2026_public.docx
+++ b/engine/adnocls_study/ADNOCLS_Valuation_Study_09-08-2026_public.docx
@@ -189,14 +189,14 @@
                 <w:color w:val="1C3A36"/>
                 <w:sz w:val="19"/>
               </w:rPr>
-              <w:t xml:space="preserve">The single largest uncertainty, and it is published both ways. </w:t>
+              <w:t xml:space="preserve">How the market is measured, and it is published both ways. </w:t>
             </w:r>
             <w:r>
               <w:rPr>
                 <w:color w:val="1C3A36"/>
                 <w:sz w:val="19"/>
               </w:rPr>
-              <w:t>Roughly half of this company's revenue is contracted work for its parent group and about a third of its 2026E earnings is exposed to spot shipping rates. The share's own price history gives a beta of 0.705, which is what a half-contracted business should look like. An asset-risk view says a fleet owner carries the risk of the market it trades in, whoever the customer is, and prices the equity at a beta of one. On the first the cash-flow model gives AED 8.40 a share; on the second, AED 6.16. Both are computed in full, both appear side by side in every table that matters, and they are never averaged into a single number.</w:t>
+              <w:t>The cost of equity here rests on a beta of 1.085, measured by regressing the share's own weekly returns on the published index of its own exchange — the FTSE ADX General Index. That is the index the share is listed against, and it is the right yardstick. An earlier construction of this study measured the market instead as an equal-weight composite of the same exchange's names and obtained 0.705. The difference is a property of index construction rather than of the company: the published index is weighted by size and is dominated by the same large-capitalisation group this share belongs to, while an equal-weight composite gives the exchange's smallest names the same say as its largest. On the published index the cash-flow model gives AED 5.69 a share; on the composite, AED 8.40. The first is adopted. Both are computed in full, both appear side by side in every table that matters, and they are never averaged into a single number.</w:t>
             </w:r>
           </w:p>
         </w:tc>
@@ -266,6 +266,20 @@
     </w:p>
     <w:p>
       <w:pPr>
+        <w:spacing w:after="120" w:before="0"/>
+      </w:pPr>
+      <w:r>
+        <w:rPr>
+          <w:b w:val="0"/>
+          <w:i w:val="0"/>
+          <w:color w:val="1C3A36"/>
+          <w:sz w:val="21"/>
+        </w:rPr>
+        <w:t>This study says they do not hold, and prices the fleet reverting over five years to the average of what it earned in FY2024 and FY2025. That is a judgement, and section 1.7 sets out the outside evidence for it. On that base the four lenses centre at AED 6.60 against a market price of 6.16 — 7% above the market price. The cash-flow lens on its own lands at AED 5.69, 8% below the market price. The honest conclusion is that this share is close to fairly priced on the evidence assembled here, not materially cheap.</w:t>
+      </w:r>
+    </w:p>
+    <w:p>
+      <w:pPr>
         <w:spacing w:after="200" w:before="0"/>
       </w:pPr>
       <w:r>
@@ -275,7 +289,7 @@
           <w:color w:val="1C3A36"/>
           <w:sz w:val="21"/>
         </w:rPr>
-        <w:t>This study says they do not hold, and prices the fleet reverting over five years to the average of what it earned in FY2024 and FY2025. That is a judgement, and section 1.7 sets out the outside evidence for it. On that base, and on the share's own regressed beta, the four lenses centre at AED 7.94 against a market price of 6.16 — the central estimate sits +29% above the market price, or equivalently the price sits -22% against that estimate. Price the same cash flows at an asset-risk beta of one and the centre falls to AED 7.04, which is within a few fils of the market. The gap between those two numbers, AED 2.24 a share on the cash-flow lens alone, is about the same size as moving the whole tanker-rate anchor across its tested range, and less than half of what the beta alone moves across the range tested in section 1.9. This study therefore does not present one answer; it presents the two answers and says exactly what separates them.</w:t>
+        <w:t>The reason that conclusion is stronger than it looks rests on the discount rate. Measured against the published index of its own exchange, this share's beta is 1.085 — it moves with the market, near enough one for one, on 161 weekly observations. The economic prior for an asset-heavy fleet owner is that it carries the risk of the market its ships trade in whoever signs the charter, and that prior is now confirmed by the regression rather than contradicted by it. The two views have converged, which they had not done when the market was measured a different way: an equal-weight composite of the same exchange's names gives 0.705 and lifts the cash-flow lens to AED 8.40. That construction is published beside the adopted one throughout, because a gap of AED 2.71 a share that turns on how an index is weighted is something a reader is entitled to see rather than a detail to bury. What remains genuinely open is not the discount rate but where tanker rates settle after 2026, which is section 1.7.</w:t>
       </w:r>
     </w:p>
     <w:p>
@@ -459,7 +473,7 @@
                 <w:color w:val="1C3A36"/>
                 <w:sz w:val="16"/>
               </w:rPr>
-              <w:t>five-year free cash flow to the firm, cost of capital gliding 7.3% to 6.5% on the share's own regressed beta of 0.705, terminal growth 2%; 84% of enterprise value comes from the terminal value</w:t>
+              <w:t>five-year free cash flow to the firm, cost of capital gliding 9.0% to 8.2% on the share's own beta of 1.085 against the published index of its own exchange, terminal growth 2%; 78% of enterprise value comes from the terminal value</w:t>
             </w:r>
           </w:p>
         </w:tc>
@@ -477,7 +491,7 @@
                 <w:color w:val="1C3A36"/>
                 <w:sz w:val="16"/>
               </w:rPr>
-              <w:t>4.60 – 11.56</w:t>
+              <w:t>3.48 – 9.00</w:t>
             </w:r>
           </w:p>
         </w:tc>
@@ -495,7 +509,7 @@
                 <w:color w:val="1C3A36"/>
                 <w:sz w:val="16"/>
               </w:rPr>
-              <w:t>8.40</w:t>
+              <w:t>5.69</w:t>
             </w:r>
           </w:p>
         </w:tc>
@@ -513,7 +527,7 @@
                 <w:color w:val="1C3A36"/>
                 <w:sz w:val="16"/>
               </w:rPr>
-              <w:t>+36%</w:t>
+              <w:t>-8%</w:t>
             </w:r>
           </w:p>
         </w:tc>
@@ -741,7 +755,7 @@
                 <w:color w:val="1C3A36"/>
                 <w:sz w:val="16"/>
               </w:rPr>
-              <w:t>a justified 2.71× book value on AED 2.52 of book a share at a sustainable return on equity of 16.9%</w:t>
+              <w:t>a justified 2.03× book value on AED 2.52 of book a share at a sustainable return on equity of 16.9%</w:t>
             </w:r>
           </w:p>
         </w:tc>
@@ -759,7 +773,7 @@
                 <w:color w:val="1C3A36"/>
                 <w:sz w:val="16"/>
               </w:rPr>
-              <w:t>4.50 – 9.27</w:t>
+              <w:t>3.49 – 7.64</w:t>
             </w:r>
           </w:p>
         </w:tc>
@@ -777,7 +791,7 @@
                 <w:color w:val="1C3A36"/>
                 <w:sz w:val="16"/>
               </w:rPr>
-              <w:t>6.84</w:t>
+              <w:t>5.11</w:t>
             </w:r>
           </w:p>
         </w:tc>
@@ -795,7 +809,7 @@
                 <w:color w:val="1C3A36"/>
                 <w:sz w:val="16"/>
               </w:rPr>
-              <w:t>+11%</w:t>
+              <w:t>-17%</w:t>
             </w:r>
           </w:p>
         </w:tc>
@@ -839,7 +853,7 @@
                 <w:color w:val="1C3A36"/>
                 <w:sz w:val="16"/>
               </w:rPr>
-              <w:t>discounted cash flow 40% · relative 25% · normalised 20% · book 15%, on the share's own regressed beta</w:t>
+              <w:t>discounted cash flow 40% · relative 25% · normalised 20% · book 15%, on the beta measured against the published index of its own exchange</w:t>
             </w:r>
           </w:p>
         </w:tc>
@@ -859,7 +873,7 @@
                 <w:color w:val="1C3A36"/>
                 <w:sz w:val="16"/>
               </w:rPr>
-              <w:t>5.58 – 10.66</w:t>
+              <w:t>4.98 – 9.39</w:t>
             </w:r>
           </w:p>
         </w:tc>
@@ -879,7 +893,7 @@
                 <w:color w:val="1C3A36"/>
                 <w:sz w:val="16"/>
               </w:rPr>
-              <w:t>7.94</w:t>
+              <w:t>6.60</w:t>
             </w:r>
           </w:p>
         </w:tc>
@@ -899,7 +913,7 @@
                 <w:color w:val="1C3A36"/>
                 <w:sz w:val="16"/>
               </w:rPr>
-              <w:t>+29%</w:t>
+              <w:t>+7%</w:t>
             </w:r>
           </w:p>
         </w:tc>
@@ -1115,7 +1129,7 @@
                 <w:color w:val="1C3A36"/>
                 <w:sz w:val="16"/>
               </w:rPr>
-              <w:t>Cost of equity on an asset-risk beta</w:t>
+              <w:t>The market measured as an equal-weight composite</w:t>
             </w:r>
           </w:p>
         </w:tc>
@@ -1133,7 +1147,7 @@
                 <w:color w:val="1C3A36"/>
                 <w:sz w:val="16"/>
               </w:rPr>
-              <w:t>the identical model and identical cash flows at a beta of one instead of 0.705 — cost of capital gliding 8.6% to 7.8%, and 80% of enterprise value from the terminal value. This is the study's central contested judgement and it is computed both ways in section 1.1; the weighted central on this construction is AED 7.04</w:t>
+              <w:t>the identical model and identical cash flows with the beta regressed against an equal-weight composite of the same exchange's names instead of the published index of its own exchange — 0.705 instead of 1.085, cost of capital gliding 7.3% to 6.5%, and 84% of enterprise value from the terminal value. The published index is the yardstick this study adopts; the composite is shown because the gap turns on index weighting rather than on the company (section 1.8). The weighted central on this construction is AED 7.68</w:t>
             </w:r>
           </w:p>
         </w:tc>
@@ -1169,7 +1183,7 @@
                 <w:color w:val="1C3A36"/>
                 <w:sz w:val="16"/>
               </w:rPr>
-              <w:t>6.16</w:t>
+              <w:t>8.40</w:t>
             </w:r>
           </w:p>
         </w:tc>
@@ -1187,7 +1201,7 @@
                 <w:color w:val="1C3A36"/>
                 <w:sz w:val="16"/>
               </w:rPr>
-              <w:t>0%</w:t>
+              <w:t>+36%</w:t>
             </w:r>
           </w:p>
         </w:tc>
@@ -1263,7 +1277,7 @@
                 <w:color w:val="1C3A36"/>
                 <w:sz w:val="16"/>
               </w:rPr>
-              <w:t>10.22</w:t>
+              <w:t>6.97</w:t>
             </w:r>
           </w:p>
         </w:tc>
@@ -1281,7 +1295,7 @@
                 <w:color w:val="1C3A36"/>
                 <w:sz w:val="16"/>
               </w:rPr>
-              <w:t>+66%</w:t>
+              <w:t>+13%</w:t>
             </w:r>
           </w:p>
         </w:tc>
@@ -1321,7 +1335,7 @@
                 <w:color w:val="1C3A36"/>
                 <w:sz w:val="16"/>
               </w:rPr>
-              <w:t>the same model deducting the perpetual capital securities at the present value of their coupon, USD 1,490 million, instead of their carrying value of USD 1,979 million (section 1.1)</w:t>
+              <w:t>the same model deducting the perpetual capital securities at the present value of their coupon, USD 1,181 million, instead of their carrying value of USD 1,979 million (section 1.1)</w:t>
             </w:r>
           </w:p>
         </w:tc>
@@ -1357,7 +1371,7 @@
                 <w:color w:val="1C3A36"/>
                 <w:sz w:val="16"/>
               </w:rPr>
-              <w:t>8.64</w:t>
+              <w:t>6.09</w:t>
             </w:r>
           </w:p>
         </w:tc>
@@ -1375,7 +1389,7 @@
                 <w:color w:val="1C3A36"/>
                 <w:sz w:val="16"/>
               </w:rPr>
-              <w:t>+40%</w:t>
+              <w:t>-1%</w:t>
             </w:r>
           </w:p>
         </w:tc>
@@ -1397,7 +1411,7 @@
           <w:color w:val="6E7B77"/>
           <w:sz w:val="17"/>
         </w:rPr>
-        <w:t>The alternative readings are shown so that each genuinely contested choice carries a number the reader can see, rather than being averaged silently into the headline. They are deliberately excluded from the weighted central because each answers a different question — which beta a half-contracted fleet owner should carry, where shipping rates settle, and whether a perpetual security is a liability at face or at coupon — and blending them would hide the disagreement instead of showing it. Ranges are bear-to-bull within each lens; the central is the weighted base. The beta reading is the largest of the three: AED 2.24 a share separates the two constructions on the cash-flow lens, and both are carried at full size through section 1.1, the crux in section 1.7, the comparison in section 4 and the expert panel. Terminal value is 84% of the cash-flow model's enterprise value — a high share, disclosed here, again in the bridge, and stressed in section 1.9.</w:t>
+        <w:t>The alternative readings are shown so that each genuinely contested or consequential choice carries a number the reader can see, rather than being averaged silently into the headline. They are deliberately excluded from the weighted central because each answers a different question — how the market against which this share's risk is measured should itself be measured, where shipping rates settle, and whether a perpetual security is a liability at face or at coupon — and blending them would hide the difference instead of showing it. Ranges are bear-to-bull within each lens; within the cash-flow lens the two bounds are set by the two ends of the beta's own 90% confidence interval, 1.412 at the bear end and 0.758 at the bull end, so the published span is the span the estimate itself supports rather than a pair of round numbers chosen by hand. The index reading is the largest of the three alternatives: AED 2.71 a share separates the two constructions on the cash-flow lens and AED 1.08 on the weighted central, and both are carried at full size through section 1.1, section 1.8, the comparison in section 4 and the expert panel. Terminal value is 78% of the cash-flow model's enterprise value — a high share, disclosed here, again in the bridge, and stressed in section 1.9.</w:t>
       </w:r>
     </w:p>
     <w:p>
@@ -3821,7 +3835,7 @@
                 <w:color w:val="1C3A36"/>
                 <w:sz w:val="16"/>
               </w:rPr>
-              <w:t>7.15%</w:t>
+              <w:t>8.85%</w:t>
             </w:r>
           </w:p>
         </w:tc>
@@ -3839,7 +3853,7 @@
                 <w:color w:val="1C3A36"/>
                 <w:sz w:val="16"/>
               </w:rPr>
-              <w:t>6.99%</w:t>
+              <w:t>8.69%</w:t>
             </w:r>
           </w:p>
         </w:tc>
@@ -3857,7 +3871,7 @@
                 <w:color w:val="1C3A36"/>
                 <w:sz w:val="16"/>
               </w:rPr>
-              <w:t>6.83%</w:t>
+              <w:t>8.53%</w:t>
             </w:r>
           </w:p>
         </w:tc>
@@ -3875,7 +3889,7 @@
                 <w:color w:val="1C3A36"/>
                 <w:sz w:val="16"/>
               </w:rPr>
-              <w:t>6.67%</w:t>
+              <w:t>8.37%</w:t>
             </w:r>
           </w:p>
         </w:tc>
@@ -3893,7 +3907,7 @@
                 <w:color w:val="1C3A36"/>
                 <w:sz w:val="16"/>
               </w:rPr>
-              <w:t>6.51%</w:t>
+              <w:t>8.21%</w:t>
             </w:r>
           </w:p>
         </w:tc>
@@ -3933,7 +3947,7 @@
                 <w:color w:val="1C3A36"/>
                 <w:sz w:val="16"/>
               </w:rPr>
-              <w:t>0.9495</w:t>
+              <w:t>0.9384</w:t>
             </w:r>
           </w:p>
         </w:tc>
@@ -3951,7 +3965,7 @@
                 <w:color w:val="1C3A36"/>
                 <w:sz w:val="16"/>
               </w:rPr>
-              <w:t>0.8875</w:t>
+              <w:t>0.8634</w:t>
             </w:r>
           </w:p>
         </w:tc>
@@ -3969,7 +3983,7 @@
                 <w:color w:val="1C3A36"/>
                 <w:sz w:val="16"/>
               </w:rPr>
-              <w:t>0.8307</w:t>
+              <w:t>0.7955</w:t>
             </w:r>
           </w:p>
         </w:tc>
@@ -3987,7 +4001,7 @@
                 <w:color w:val="1C3A36"/>
                 <w:sz w:val="16"/>
               </w:rPr>
-              <w:t>0.7788</w:t>
+              <w:t>0.7341</w:t>
             </w:r>
           </w:p>
         </w:tc>
@@ -4005,7 +4019,7 @@
                 <w:color w:val="1C3A36"/>
                 <w:sz w:val="16"/>
               </w:rPr>
-              <w:t>0.7312</w:t>
+              <w:t>0.6784</w:t>
             </w:r>
           </w:p>
         </w:tc>
@@ -4049,7 +4063,7 @@
                 <w:color w:val="1C3A36"/>
                 <w:sz w:val="16"/>
               </w:rPr>
-              <w:t>160</w:t>
+              <w:t>158</w:t>
             </w:r>
           </w:p>
         </w:tc>
@@ -4069,7 +4083,7 @@
                 <w:color w:val="1C3A36"/>
                 <w:sz w:val="16"/>
               </w:rPr>
-              <w:t>538</w:t>
+              <w:t>523</w:t>
             </w:r>
           </w:p>
         </w:tc>
@@ -4089,7 +4103,7 @@
                 <w:color w:val="1C3A36"/>
                 <w:sz w:val="16"/>
               </w:rPr>
-              <w:t>581</w:t>
+              <w:t>557</w:t>
             </w:r>
           </w:p>
         </w:tc>
@@ -4109,7 +4123,7 @@
                 <w:color w:val="1C3A36"/>
                 <w:sz w:val="16"/>
               </w:rPr>
-              <w:t>978</w:t>
+              <w:t>922</w:t>
             </w:r>
           </w:p>
         </w:tc>
@@ -4129,7 +4143,7 @@
                 <w:color w:val="1C3A36"/>
                 <w:sz w:val="16"/>
               </w:rPr>
-              <w:t>903</w:t>
+              <w:t>838</w:t>
             </w:r>
           </w:p>
         </w:tc>
@@ -4295,7 +4309,7 @@
                 <w:color w:val="1C3A36"/>
                 <w:sz w:val="16"/>
               </w:rPr>
-              <w:t>3,160</w:t>
+              <w:t>2,998</w:t>
             </w:r>
           </w:p>
         </w:tc>
@@ -4411,7 +4425,7 @@
                 <w:color w:val="1C3A36"/>
                 <w:sz w:val="16"/>
               </w:rPr>
-              <w:t>16,238</w:t>
+              <w:t>10,944</w:t>
             </w:r>
           </w:p>
         </w:tc>
@@ -4429,7 +4443,7 @@
                 <w:color w:val="1C3A36"/>
                 <w:sz w:val="16"/>
               </w:rPr>
-              <w:t>the terminal cash flow capitalised at 6.5% less 2% = USD 22,208 million, discounted at the same year-five factor of 0.7312 that the year-five cash flow uses</w:t>
+              <w:t>the terminal cash flow capitalised at 8.2% less 2% = USD 16,132 million, discounted at the same year-five factor of 0.6784 that the year-five cash flow uses</w:t>
             </w:r>
           </w:p>
         </w:tc>
@@ -4469,7 +4483,7 @@
                 <w:color w:val="1C3A36"/>
                 <w:sz w:val="16"/>
               </w:rPr>
-              <w:t>19,398</w:t>
+              <w:t>13,942</w:t>
             </w:r>
           </w:p>
         </w:tc>
@@ -4531,7 +4545,7 @@
                 <w:color w:val="1C3A36"/>
                 <w:sz w:val="16"/>
               </w:rPr>
-              <w:t>83.7%</w:t>
+              <w:t>78.5%</w:t>
             </w:r>
           </w:p>
         </w:tc>
@@ -4649,7 +4663,7 @@
                 <w:color w:val="1C3A36"/>
                 <w:sz w:val="16"/>
               </w:rPr>
-              <w:t>19,891</w:t>
+              <w:t>14,435</w:t>
             </w:r>
           </w:p>
         </w:tc>
@@ -4942,7 +4956,7 @@
                 <w:color w:val="1C3A36"/>
                 <w:sz w:val="16"/>
               </w:rPr>
-              <w:t>16,919</w:t>
+              <w:t>11,463</w:t>
             </w:r>
           </w:p>
         </w:tc>
@@ -5001,7 +5015,7 @@
                 <w:color w:val="1C3A36"/>
                 <w:sz w:val="16"/>
               </w:rPr>
-              <w:t>2.29</w:t>
+              <w:t>1.55</w:t>
             </w:r>
           </w:p>
         </w:tc>
@@ -5063,7 +5077,7 @@
                 <w:color w:val="1C3A36"/>
                 <w:sz w:val="16"/>
               </w:rPr>
-              <w:t>8.40</w:t>
+              <w:t>5.69</w:t>
             </w:r>
           </w:p>
         </w:tc>
@@ -5083,7 +5097,7 @@
                 <w:color w:val="1C3A36"/>
                 <w:sz w:val="16"/>
               </w:rPr>
-              <w:t>against a market price of AED 6.16 (+36%)</w:t>
+              <w:t>against a market price of AED 6.16 (-8%)</w:t>
             </w:r>
           </w:p>
         </w:tc>
@@ -5127,7 +5141,7 @@
                 <w:color w:val="1C3A36"/>
                 <w:sz w:val="16"/>
               </w:rPr>
-              <w:t>8.64</w:t>
+              <w:t>6.09</w:t>
             </w:r>
           </w:p>
         </w:tc>
@@ -5147,7 +5161,7 @@
                 <w:color w:val="1C3A36"/>
                 <w:sz w:val="16"/>
               </w:rPr>
-              <w:t>deducting USD 1,490 million, the coupon capitalised at the terminal cost of capital, instead of the USD 1,979 million carrying value. Worth AED 0.24 a share. The securities are perpetual and non-amortising, so which of the two is right depends on whether the company ever calls them; both are shown</w:t>
+              <w:t>deducting USD 1,181 million, the coupon capitalised at the terminal cost of capital, instead of the USD 1,979 million carrying value. Worth AED 0.40 a share. The securities are perpetual and non-amortising, so which of the two is right depends on whether the company ever calls them; both are shown</w:t>
             </w:r>
           </w:p>
         </w:tc>
@@ -5170,7 +5184,7 @@
           <w:color w:val="1C3A36"/>
           <w:sz w:val="24"/>
         </w:rPr>
-        <w:t>The contested judgement, computed both ways</w:t>
+        <w:t>How the market is measured, computed both ways</w:t>
       </w:r>
     </w:p>
     <w:p>
@@ -5184,7 +5198,21 @@
           <w:color w:val="1C3A36"/>
           <w:sz w:val="21"/>
         </w:rPr>
-        <w:t>One choice in the construction above moves the answer further than any operating assumption in the study: which beta belongs in the cost of equity. The share's own weekly returns, regressed against an equal-weight index of the Abu Dhabi names in this study's price library over its full listed history, give 0.705 — with 163 observations, an R-squared of 0.172, a standard error of 0.122 and a 90% interval of [0.50, 0.90]. That is a usable estimate and it is economically coherent: a listed crude and product tanker owner would normally sit at 0.9-1.4, a contracted marine services provider at 0.5-0.9, and this company is half of each. The opposing view is that a fleet owner bears the risk of the market its ships trade in whoever signs the charter, that three years of price history is a thin basis for a permanent discount rate, and that the equity should therefore be priced at a beta of one. Both are defensible. Both are computed.</w:t>
+        <w:t>One input in the construction above moves the answer further than any operating assumption in the study, and it is not a judgement about the company — it is a choice about what “the market” means. Regressed against the published index of its own exchange, the FTSE ADX General Index, the share's own weekly returns over its full listed history give a beta of 1.085 — 161 observations, an R-squared of 0.158, a standard error of 0.199 and a 90% interval of [0.76, 1.41]. That is the index the share is listed against, it is the yardstick this study adopts, and the estimate is close enough to one that this share is best described as moving with its market. It also settles an argument. The economic prior for a fleet owner is that it bears the risk of the market its ships trade in whoever signs the charter — a listed crude and product tanker owner would normally sit at 0.9-1.4 and a contracted marine services provider at 0.5-0.9 — and the regression now agrees with that prior rather than contradicting it.</w:t>
+      </w:r>
+    </w:p>
+    <w:p>
+      <w:pPr>
+        <w:spacing w:after="120" w:before="0"/>
+      </w:pPr>
+      <w:r>
+        <w:rPr>
+          <w:b w:val="0"/>
+          <w:i w:val="0"/>
+          <w:color w:val="1C3A36"/>
+          <w:sz w:val="21"/>
+        </w:rPr>
+        <w:t>Run the same regression against an equal-weight composite of the same exchange's names and it gives 0.705 instead. That is a large difference and it has nothing to do with this company: a published index is weighted by size and is therefore dominated by the same large-capitalisation group the subject belongs to, while an equal-weight composite gives the exchange's smallest and least liquid names the same say as its largest. Measuring a share's co-movement against the second is measuring it against a different market. The published index is adopted; the composite construction was what an earlier version of this study used, and it is set out in full beside the adopted one below because a reader is entitled to see how much of a valuation turns on a weighting convention.</w:t>
       </w:r>
     </w:p>
     <w:tbl>
@@ -5253,7 +5281,7 @@
                 <w:color w:val="1C3A36"/>
                 <w:sz w:val="17"/>
               </w:rPr>
-              <w:t>On the share's own beta</w:t>
+              <w:t>Against the published index of its own exchange</w:t>
             </w:r>
           </w:p>
         </w:tc>
@@ -5272,7 +5300,7 @@
                 <w:color w:val="1C3A36"/>
                 <w:sz w:val="17"/>
               </w:rPr>
-              <w:t>On an asset-risk beta of one</w:t>
+              <w:t>Against an equal-weight composite of the same exchange's names</w:t>
             </w:r>
           </w:p>
         </w:tc>
@@ -5312,25 +5340,25 @@
                 <w:color w:val="1C3A36"/>
                 <w:sz w:val="17"/>
               </w:rPr>
+              <w:t>1.085</w:t>
+            </w:r>
+          </w:p>
+        </w:tc>
+        <w:tc>
+          <w:tcPr>
+            <w:tcW w:type="dxa" w:w="2808"/>
+          </w:tcPr>
+          <w:p>
+            <w:pPr>
+              <w:spacing w:after="20"/>
+              <w:jc w:val="right"/>
+            </w:pPr>
+            <w:r>
+              <w:rPr>
+                <w:color w:val="1C3A36"/>
+                <w:sz w:val="17"/>
+              </w:rPr>
               <w:t>0.705</w:t>
-            </w:r>
-          </w:p>
-        </w:tc>
-        <w:tc>
-          <w:tcPr>
-            <w:tcW w:type="dxa" w:w="2808"/>
-          </w:tcPr>
-          <w:p>
-            <w:pPr>
-              <w:spacing w:after="20"/>
-              <w:jc w:val="right"/>
-            </w:pPr>
-            <w:r>
-              <w:rPr>
-                <w:color w:val="1C3A36"/>
-                <w:sz w:val="17"/>
-              </w:rPr>
-              <w:t>1.00</w:t>
             </w:r>
           </w:p>
         </w:tc>
@@ -5370,25 +5398,25 @@
                 <w:color w:val="1C3A36"/>
                 <w:sz w:val="17"/>
               </w:rPr>
+              <w:t>9.34%</w:t>
+            </w:r>
+          </w:p>
+        </w:tc>
+        <w:tc>
+          <w:tcPr>
+            <w:tcW w:type="dxa" w:w="2808"/>
+          </w:tcPr>
+          <w:p>
+            <w:pPr>
+              <w:spacing w:after="20"/>
+              <w:jc w:val="right"/>
+            </w:pPr>
+            <w:r>
+              <w:rPr>
+                <w:color w:val="1C3A36"/>
+                <w:sz w:val="17"/>
+              </w:rPr>
               <w:t>7.49%</w:t>
-            </w:r>
-          </w:p>
-        </w:tc>
-        <w:tc>
-          <w:tcPr>
-            <w:tcW w:type="dxa" w:w="2808"/>
-          </w:tcPr>
-          <w:p>
-            <w:pPr>
-              <w:spacing w:after="20"/>
-              <w:jc w:val="right"/>
-            </w:pPr>
-            <w:r>
-              <w:rPr>
-                <w:color w:val="1C3A36"/>
-                <w:sz w:val="17"/>
-              </w:rPr>
-              <w:t>8.93%</w:t>
             </w:r>
           </w:p>
         </w:tc>
@@ -5428,25 +5456,25 @@
                 <w:color w:val="1C3A36"/>
                 <w:sz w:val="17"/>
               </w:rPr>
+              <w:t>9.01%</w:t>
+            </w:r>
+          </w:p>
+        </w:tc>
+        <w:tc>
+          <w:tcPr>
+            <w:tcW w:type="dxa" w:w="2808"/>
+          </w:tcPr>
+          <w:p>
+            <w:pPr>
+              <w:spacing w:after="20"/>
+              <w:jc w:val="right"/>
+            </w:pPr>
+            <w:r>
+              <w:rPr>
+                <w:color w:val="1C3A36"/>
+                <w:sz w:val="17"/>
+              </w:rPr>
               <w:t>7.31%</w:t>
-            </w:r>
-          </w:p>
-        </w:tc>
-        <w:tc>
-          <w:tcPr>
-            <w:tcW w:type="dxa" w:w="2808"/>
-          </w:tcPr>
-          <w:p>
-            <w:pPr>
-              <w:spacing w:after="20"/>
-              <w:jc w:val="right"/>
-            </w:pPr>
-            <w:r>
-              <w:rPr>
-                <w:color w:val="1C3A36"/>
-                <w:sz w:val="17"/>
-              </w:rPr>
-              <w:t>8.63%</w:t>
             </w:r>
           </w:p>
         </w:tc>
@@ -5486,25 +5514,25 @@
                 <w:color w:val="1C3A36"/>
                 <w:sz w:val="17"/>
               </w:rPr>
+              <w:t>8.21%</w:t>
+            </w:r>
+          </w:p>
+        </w:tc>
+        <w:tc>
+          <w:tcPr>
+            <w:tcW w:type="dxa" w:w="2808"/>
+          </w:tcPr>
+          <w:p>
+            <w:pPr>
+              <w:spacing w:after="20"/>
+              <w:jc w:val="right"/>
+            </w:pPr>
+            <w:r>
+              <w:rPr>
+                <w:color w:val="1C3A36"/>
+                <w:sz w:val="17"/>
+              </w:rPr>
               <w:t>6.51%</w:t>
-            </w:r>
-          </w:p>
-        </w:tc>
-        <w:tc>
-          <w:tcPr>
-            <w:tcW w:type="dxa" w:w="2808"/>
-          </w:tcPr>
-          <w:p>
-            <w:pPr>
-              <w:spacing w:after="20"/>
-              <w:jc w:val="right"/>
-            </w:pPr>
-            <w:r>
-              <w:rPr>
-                <w:color w:val="1C3A36"/>
-                <w:sz w:val="17"/>
-              </w:rPr>
-              <w:t>7.83%</w:t>
             </w:r>
           </w:p>
         </w:tc>
@@ -5544,25 +5572,25 @@
                 <w:color w:val="1C3A36"/>
                 <w:sz w:val="17"/>
               </w:rPr>
+              <w:t>2,998</w:t>
+            </w:r>
+          </w:p>
+        </w:tc>
+        <w:tc>
+          <w:tcPr>
+            <w:tcW w:type="dxa" w:w="2808"/>
+          </w:tcPr>
+          <w:p>
+            <w:pPr>
+              <w:spacing w:after="20"/>
+              <w:jc w:val="right"/>
+            </w:pPr>
+            <w:r>
+              <w:rPr>
+                <w:color w:val="1C3A36"/>
+                <w:sz w:val="17"/>
+              </w:rPr>
               <w:t>3,160</w:t>
-            </w:r>
-          </w:p>
-        </w:tc>
-        <w:tc>
-          <w:tcPr>
-            <w:tcW w:type="dxa" w:w="2808"/>
-          </w:tcPr>
-          <w:p>
-            <w:pPr>
-              <w:spacing w:after="20"/>
-              <w:jc w:val="right"/>
-            </w:pPr>
-            <w:r>
-              <w:rPr>
-                <w:color w:val="1C3A36"/>
-                <w:sz w:val="17"/>
-              </w:rPr>
-              <w:t>3,033</w:t>
             </w:r>
           </w:p>
         </w:tc>
@@ -5602,25 +5630,25 @@
                 <w:color w:val="1C3A36"/>
                 <w:sz w:val="17"/>
               </w:rPr>
+              <w:t>10,944</w:t>
+            </w:r>
+          </w:p>
+        </w:tc>
+        <w:tc>
+          <w:tcPr>
+            <w:tcW w:type="dxa" w:w="2808"/>
+          </w:tcPr>
+          <w:p>
+            <w:pPr>
+              <w:spacing w:after="20"/>
+              <w:jc w:val="right"/>
+            </w:pPr>
+            <w:r>
+              <w:rPr>
+                <w:color w:val="1C3A36"/>
+                <w:sz w:val="17"/>
+              </w:rPr>
               <w:t>16,238</w:t>
-            </w:r>
-          </w:p>
-        </w:tc>
-        <w:tc>
-          <w:tcPr>
-            <w:tcW w:type="dxa" w:w="2808"/>
-          </w:tcPr>
-          <w:p>
-            <w:pPr>
-              <w:spacing w:after="20"/>
-              <w:jc w:val="right"/>
-            </w:pPr>
-            <w:r>
-              <w:rPr>
-                <w:color w:val="1C3A36"/>
-                <w:sz w:val="17"/>
-              </w:rPr>
-              <w:t>11,854</w:t>
             </w:r>
           </w:p>
         </w:tc>
@@ -5660,25 +5688,25 @@
                 <w:color w:val="1C3A36"/>
                 <w:sz w:val="17"/>
               </w:rPr>
+              <w:t>78.5%</w:t>
+            </w:r>
+          </w:p>
+        </w:tc>
+        <w:tc>
+          <w:tcPr>
+            <w:tcW w:type="dxa" w:w="2808"/>
+          </w:tcPr>
+          <w:p>
+            <w:pPr>
+              <w:spacing w:after="20"/>
+              <w:jc w:val="right"/>
+            </w:pPr>
+            <w:r>
+              <w:rPr>
+                <w:color w:val="1C3A36"/>
+                <w:sz w:val="17"/>
+              </w:rPr>
               <w:t>83.7%</w:t>
-            </w:r>
-          </w:p>
-        </w:tc>
-        <w:tc>
-          <w:tcPr>
-            <w:tcW w:type="dxa" w:w="2808"/>
-          </w:tcPr>
-          <w:p>
-            <w:pPr>
-              <w:spacing w:after="20"/>
-              <w:jc w:val="right"/>
-            </w:pPr>
-            <w:r>
-              <w:rPr>
-                <w:color w:val="1C3A36"/>
-                <w:sz w:val="17"/>
-              </w:rPr>
-              <w:t>79.6%</w:t>
             </w:r>
           </w:p>
         </w:tc>
@@ -5718,25 +5746,25 @@
                 <w:color w:val="1C3A36"/>
                 <w:sz w:val="17"/>
               </w:rPr>
+              <w:t>14,435</w:t>
+            </w:r>
+          </w:p>
+        </w:tc>
+        <w:tc>
+          <w:tcPr>
+            <w:tcW w:type="dxa" w:w="2808"/>
+          </w:tcPr>
+          <w:p>
+            <w:pPr>
+              <w:spacing w:after="20"/>
+              <w:jc w:val="right"/>
+            </w:pPr>
+            <w:r>
+              <w:rPr>
+                <w:color w:val="1C3A36"/>
+                <w:sz w:val="17"/>
+              </w:rPr>
               <w:t>19,891</w:t>
-            </w:r>
-          </w:p>
-        </w:tc>
-        <w:tc>
-          <w:tcPr>
-            <w:tcW w:type="dxa" w:w="2808"/>
-          </w:tcPr>
-          <w:p>
-            <w:pPr>
-              <w:spacing w:after="20"/>
-              <w:jc w:val="right"/>
-            </w:pPr>
-            <w:r>
-              <w:rPr>
-                <w:color w:val="1C3A36"/>
-                <w:sz w:val="17"/>
-              </w:rPr>
-              <w:t>15,380</w:t>
             </w:r>
           </w:p>
         </w:tc>
@@ -5776,25 +5804,25 @@
                 <w:color w:val="1C3A36"/>
                 <w:sz w:val="17"/>
               </w:rPr>
+              <w:t>11,463</w:t>
+            </w:r>
+          </w:p>
+        </w:tc>
+        <w:tc>
+          <w:tcPr>
+            <w:tcW w:type="dxa" w:w="2808"/>
+          </w:tcPr>
+          <w:p>
+            <w:pPr>
+              <w:spacing w:after="20"/>
+              <w:jc w:val="right"/>
+            </w:pPr>
+            <w:r>
+              <w:rPr>
+                <w:color w:val="1C3A36"/>
+                <w:sz w:val="17"/>
+              </w:rPr>
               <w:t>16,919</w:t>
-            </w:r>
-          </w:p>
-        </w:tc>
-        <w:tc>
-          <w:tcPr>
-            <w:tcW w:type="dxa" w:w="2808"/>
-          </w:tcPr>
-          <w:p>
-            <w:pPr>
-              <w:spacing w:after="20"/>
-              <w:jc w:val="right"/>
-            </w:pPr>
-            <w:r>
-              <w:rPr>
-                <w:color w:val="1C3A36"/>
-                <w:sz w:val="17"/>
-              </w:rPr>
-              <w:t>12,407</w:t>
             </w:r>
           </w:p>
         </w:tc>
@@ -5838,7 +5866,7 @@
                 <w:color w:val="1C3A36"/>
                 <w:sz w:val="17"/>
               </w:rPr>
-              <w:t>8.40</w:t>
+              <w:t>5.69</w:t>
             </w:r>
           </w:p>
         </w:tc>
@@ -5858,7 +5886,7 @@
                 <w:color w:val="1C3A36"/>
                 <w:sz w:val="17"/>
               </w:rPr>
-              <w:t>6.16</w:t>
+              <w:t>8.40</w:t>
             </w:r>
           </w:p>
         </w:tc>
@@ -5902,7 +5930,7 @@
                 <w:color w:val="1C3A36"/>
                 <w:sz w:val="17"/>
               </w:rPr>
-              <w:t>+36%</w:t>
+              <w:t>-8%</w:t>
             </w:r>
           </w:p>
         </w:tc>
@@ -5922,7 +5950,7 @@
                 <w:color w:val="1C3A36"/>
                 <w:sz w:val="17"/>
               </w:rPr>
-              <w:t>0%</w:t>
+              <w:t>+36%</w:t>
             </w:r>
           </w:p>
         </w:tc>
@@ -5944,7 +5972,7 @@
           <w:color w:val="6E7B77"/>
           <w:sz w:val="17"/>
         </w:rPr>
-        <w:t>Identical cash flows, identical bridge, one input different. The whole of the AED 2.24 between the two columns is the beta, and most of that lands in the terminal value: a 132 basis point difference in the terminal cost of capital changes the capitalisation factor on a perpetuity by roughly a quarter. The two columns are never averaged. A reader who believes the price history is telling the truth about this company's risk should use the left column; a reader who believes a fleet owner cannot escape its market should use the right one. The market price currently sits almost exactly on the right column.</w:t>
+        <w:t>Identical cash flows, identical bridge, one input different — and that input is the series the returns are regressed on, not anything about the business. The whole of the AED 2.71 between the two columns is the beta, and most of it lands in the terminal value: a 170 basis point difference in the terminal cost of capital changes the capitalisation factor on a perpetuity by roughly a quarter, which is also why the terminal value falls from 84% of enterprise value to 78% of it when the published index is used. The two columns are never averaged. The left column is the adopted construction because the published index of the exchange the share is listed on is the market this share is measured against; the right column is published so that the size of the convention is visible. Note which way the adoption cuts: it lowers the fair value and moves the cash-flow lens from 36% above the market price to 8% below the market price.</w:t>
       </w:r>
     </w:p>
     <w:p>
@@ -5987,7 +6015,7 @@
           <w:color w:val="1C3A36"/>
           <w:sz w:val="21"/>
         </w:rPr>
-        <w:t>A justified price-to-book multiple is the sustainable return on equity less growth, divided by the cost of equity less growth. At 16.9%, 2% growth and a cost of equity of 7.49% that gives 2.71× book, or AED 6.84 a share. The bear bound of AED 4.50 takes the same construction at a beta of one and a return one seventh lower; the bull bound of AED 9.27 takes a lower country charge and a return one seventh higher. The lens carries the lowest weight of the four, at 15%, because a book multiple derived from a cost of equity inherits the same contested beta as the cash-flow model, and because carrying value is a poor description of what a fleet is worth.</w:t>
+        <w:t>A justified price-to-book multiple is the sustainable return on equity less growth, divided by the cost of equity less growth. At 16.9%, 2% growth and a cost of equity of 9.34% that gives 2.03× book, or AED 5.11 a share. The bounds move with the beta and with the return together: the bear bound of AED 3.49 takes a cost of equity of 10.94%, built on the upper end 1.412 of the beta's own 90% confidence interval, together with a return one seventh lower; the bull bound of AED 7.64 takes 7.75% on the lower end 0.758 of the same interval with a return one seventh higher. Both ends are therefore drawn from the estimate's own statistical uncertainty rather than from round numbers chosen by hand. The lens carries the lowest weight of the four, at 15%, because a book multiple derived from a cost of equity inherits the same discount rate as the cash-flow model rather than testing it independently, and because carrying value is a poor description of what a fleet is worth.</w:t>
       </w:r>
     </w:p>
     <w:p>
@@ -6269,7 +6297,7 @@
                 <w:color w:val="1C3A36"/>
                 <w:sz w:val="17"/>
               </w:rPr>
-              <w:t>7.49%</w:t>
+              <w:t>9.34%</w:t>
             </w:r>
           </w:p>
         </w:tc>
@@ -6349,7 +6377,7 @@
                 <w:color w:val="1C3A36"/>
                 <w:sz w:val="17"/>
               </w:rPr>
-              <w:t>2.71×</w:t>
+              <w:t>2.03×</w:t>
             </w:r>
           </w:p>
         </w:tc>
@@ -6393,7 +6421,7 @@
                 <w:color w:val="1C3A36"/>
                 <w:sz w:val="17"/>
               </w:rPr>
-              <w:t>6.84</w:t>
+              <w:t>5.11</w:t>
             </w:r>
           </w:p>
         </w:tc>
@@ -6415,7 +6443,7 @@
                 <w:color w:val="1C3A36"/>
                 <w:sz w:val="17"/>
               </w:rPr>
-              <w:t>Range — bear 4.50 at a beta of one and a lower return, bull 9.27 at a lower country charge and a higher return</w:t>
+              <w:t>Range — bear at the top of the beta's 90% interval (1.412, cost of equity 10.94%) and a return one seventh lower; bull at the bottom of it (0.758, 7.75%) and a return one seventh higher</w:t>
             </w:r>
           </w:p>
         </w:tc>
@@ -6433,7 +6461,7 @@
                 <w:color w:val="1C3A36"/>
                 <w:sz w:val="17"/>
               </w:rPr>
-              <w:t>4.50 – 9.27</w:t>
+              <w:t>3.49 – 7.64</w:t>
             </w:r>
           </w:p>
         </w:tc>
@@ -9392,7 +9420,7 @@
           <w:color w:val="6E7B77"/>
           <w:sz w:val="17"/>
         </w:rPr>
-        <w:t>Figure 1 — the four lenses, both cost-of-equity framings and the two weighted centrals, against the market price of AED 6.16. Each bar is that lens's bear-to-bull span; the brass tick is its base case. The top two rows are the same model on two betas.</w:t>
+        <w:t>Figure 1 — the four lenses, both measurements of the market and the two weighted centrals, against the market price of AED 6.16. Each bar is that lens's bear-to-bull span; the brass tick is its base case. The two cash-flow rows are the same model with the beta regressed on two different market series.</w:t>
       </w:r>
     </w:p>
     <w:tbl>
@@ -9562,7 +9590,7 @@
                 <w:color w:val="1C3A36"/>
                 <w:sz w:val="17"/>
               </w:rPr>
-              <w:t>Cash-flow model — own beta</w:t>
+              <w:t>Cash-flow model — published index</w:t>
             </w:r>
           </w:p>
         </w:tc>
@@ -9580,7 +9608,7 @@
                 <w:color w:val="1C3A36"/>
                 <w:sz w:val="17"/>
               </w:rPr>
-              <w:t>4.60</w:t>
+              <w:t>3.48</w:t>
             </w:r>
           </w:p>
         </w:tc>
@@ -9598,7 +9626,7 @@
                 <w:color w:val="1C3A36"/>
                 <w:sz w:val="17"/>
               </w:rPr>
-              <w:t>8.40</w:t>
+              <w:t>5.69</w:t>
             </w:r>
           </w:p>
         </w:tc>
@@ -9616,7 +9644,7 @@
                 <w:color w:val="1C3A36"/>
                 <w:sz w:val="17"/>
               </w:rPr>
-              <w:t>11.56</w:t>
+              <w:t>9.00</w:t>
             </w:r>
           </w:p>
         </w:tc>
@@ -9652,7 +9680,7 @@
                 <w:color w:val="1C3A36"/>
                 <w:sz w:val="17"/>
               </w:rPr>
-              <w:t>3.36</w:t>
+              <w:t>2.28</w:t>
             </w:r>
           </w:p>
         </w:tc>
@@ -9916,7 +9944,7 @@
                 <w:color w:val="1C3A36"/>
                 <w:sz w:val="17"/>
               </w:rPr>
-              <w:t>4.50</w:t>
+              <w:t>3.49</w:t>
             </w:r>
           </w:p>
         </w:tc>
@@ -9934,7 +9962,7 @@
                 <w:color w:val="1C3A36"/>
                 <w:sz w:val="17"/>
               </w:rPr>
-              <w:t>6.84</w:t>
+              <w:t>5.11</w:t>
             </w:r>
           </w:p>
         </w:tc>
@@ -9952,7 +9980,7 @@
                 <w:color w:val="1C3A36"/>
                 <w:sz w:val="17"/>
               </w:rPr>
-              <w:t>9.27</w:t>
+              <w:t>7.64</w:t>
             </w:r>
           </w:p>
         </w:tc>
@@ -9988,7 +10016,7 @@
                 <w:color w:val="1C3A36"/>
                 <w:sz w:val="17"/>
               </w:rPr>
-              <w:t>1.03</w:t>
+              <w:t>0.77</w:t>
             </w:r>
           </w:p>
         </w:tc>
@@ -10012,7 +10040,7 @@
                 <w:color w:val="1C3A36"/>
                 <w:sz w:val="17"/>
               </w:rPr>
-              <w:t>Weighted central — own beta</w:t>
+              <w:t>Weighted central — published index</w:t>
             </w:r>
           </w:p>
         </w:tc>
@@ -10032,7 +10060,7 @@
                 <w:color w:val="1C3A36"/>
                 <w:sz w:val="17"/>
               </w:rPr>
-              <w:t>5.58</w:t>
+              <w:t>4.98</w:t>
             </w:r>
           </w:p>
         </w:tc>
@@ -10052,7 +10080,7 @@
                 <w:color w:val="1C3A36"/>
                 <w:sz w:val="17"/>
               </w:rPr>
-              <w:t>7.94</w:t>
+              <w:t>6.60</w:t>
             </w:r>
           </w:p>
         </w:tc>
@@ -10072,7 +10100,7 @@
                 <w:color w:val="1C3A36"/>
                 <w:sz w:val="17"/>
               </w:rPr>
-              <w:t>10.66</w:t>
+              <w:t>9.39</w:t>
             </w:r>
           </w:p>
         </w:tc>
@@ -10112,7 +10140,7 @@
                 <w:color w:val="1C3A36"/>
                 <w:sz w:val="17"/>
               </w:rPr>
-              <w:t>7.94</w:t>
+              <w:t>6.60</w:t>
             </w:r>
           </w:p>
         </w:tc>
@@ -10134,7 +10162,7 @@
                 <w:color w:val="1C3A36"/>
                 <w:sz w:val="17"/>
               </w:rPr>
-              <w:t>Cash-flow model — asset beta</w:t>
+              <w:t>Cash-flow model — equal-weight composite</w:t>
             </w:r>
           </w:p>
         </w:tc>
@@ -10152,7 +10180,7 @@
                 <w:color w:val="1C3A36"/>
                 <w:sz w:val="17"/>
               </w:rPr>
-              <w:t>4.60</w:t>
+              <w:t>3.48</w:t>
             </w:r>
           </w:p>
         </w:tc>
@@ -10170,7 +10198,7 @@
                 <w:color w:val="1C3A36"/>
                 <w:sz w:val="17"/>
               </w:rPr>
-              <w:t>6.16</w:t>
+              <w:t>8.40</w:t>
             </w:r>
           </w:p>
         </w:tc>
@@ -10188,7 +10216,7 @@
                 <w:color w:val="1C3A36"/>
                 <w:sz w:val="17"/>
               </w:rPr>
-              <w:t>11.56</w:t>
+              <w:t>9.00</w:t>
             </w:r>
           </w:p>
         </w:tc>
@@ -10224,7 +10252,7 @@
                 <w:color w:val="1C3A36"/>
                 <w:sz w:val="17"/>
               </w:rPr>
-              <w:t>2.46</w:t>
+              <w:t>3.36</w:t>
             </w:r>
           </w:p>
         </w:tc>
@@ -10248,7 +10276,7 @@
                 <w:color w:val="1C3A36"/>
                 <w:sz w:val="17"/>
               </w:rPr>
-              <w:t>Weighted central — asset beta</w:t>
+              <w:t>Weighted central — equal-weight composite</w:t>
             </w:r>
           </w:p>
         </w:tc>
@@ -10268,7 +10296,7 @@
                 <w:color w:val="1C3A36"/>
                 <w:sz w:val="17"/>
               </w:rPr>
-              <w:t>5.58</w:t>
+              <w:t>4.98</w:t>
             </w:r>
           </w:p>
         </w:tc>
@@ -10288,7 +10316,7 @@
                 <w:color w:val="1C3A36"/>
                 <w:sz w:val="17"/>
               </w:rPr>
-              <w:t>7.04</w:t>
+              <w:t>7.68</w:t>
             </w:r>
           </w:p>
         </w:tc>
@@ -10308,7 +10336,7 @@
                 <w:color w:val="1C3A36"/>
                 <w:sz w:val="17"/>
               </w:rPr>
-              <w:t>10.66</w:t>
+              <w:t>9.39</w:t>
             </w:r>
           </w:p>
         </w:tc>
@@ -10348,7 +10376,7 @@
                 <w:color w:val="1C3A36"/>
                 <w:sz w:val="17"/>
               </w:rPr>
-              <w:t>7.04</w:t>
+              <w:t>7.68</w:t>
             </w:r>
           </w:p>
         </w:tc>
@@ -10370,7 +10398,21 @@
           <w:color w:val="1C3A36"/>
           <w:sz w:val="21"/>
         </w:rPr>
-        <w:t>The four lenses do not agree and the disagreement is informative. The two that price earnings through a multiple — relative and normalised — land at AED 8.07 and AED 7.69, both above the market. The book lens lands at AED 6.84. The cash-flow model lands at AED 8.40 on the share's own beta and AED 6.16 on a beta of one. Notice what that means: the multiple-based lenses import a cost of capital rather than state one, and the two comparators they import it from are themselves a contracted shipowner and a pair of spot tanker owners, so they already carry an implicit answer to the same beta question the cash-flow model asks explicitly. The weighted central of AED 7.94 on the own-beta construction and AED 7.04 on the asset-beta one bracket the market price rather than pointing at it, which is the honest description of what this evidence supports.</w:t>
+        <w:t>The four lenses do not agree and the disagreement is informative. The two that price earnings through a multiple — relative and normalised — land at AED 8.07 and AED 7.69, both above the market. The two that discount or capitalise a cost of equity land below it: the cash-flow model at AED 5.69 and the book lens at AED 5.11. That split is not a coincidence, and it is the most useful thing this table says. The multiple-based lenses import a cost of capital rather than state one, and the comparators they import it from are a contracted shipowner and a pair of spot tanker owners, so they already embed an answer to the question the cash-flow model now asks explicitly and answers with a measured beta of 1.085. Where the two families disagree, the disagreement is about the discount rate rather than about the cash flows.</w:t>
+      </w:r>
+    </w:p>
+    <w:p>
+      <w:pPr>
+        <w:spacing w:after="120" w:before="0"/>
+      </w:pPr>
+      <w:r>
+        <w:rPr>
+          <w:b w:val="0"/>
+          <w:i w:val="0"/>
+          <w:color w:val="1C3A36"/>
+          <w:sz w:val="21"/>
+        </w:rPr>
+        <w:t>Weighted together, the four centre at AED 6.60, 7% above the market price. Measuring the market as an equal-weight composite instead lifts that to AED 7.68, 25% above the market price. Neither figure supports a claim that this share is materially mispriced: on the adopted construction the centre of the evidence sits about 7% above the screen, which is well inside the width of any one of these lenses. The honest reading of the field is that the share is close to fairly priced, with the fleet's earning power in 2027 and beyond — not the discount rate — deciding which way it resolves.</w:t>
       </w:r>
     </w:p>
     <w:p>
@@ -15427,7 +15469,7 @@
           <w:color w:val="1C3A36"/>
           <w:sz w:val="21"/>
         </w:rPr>
-        <w:t>The alternative — rates settling 30% above the mid-cycle anchor rather than at it — is the direction the company's own guidance and its contracted expansion point in, and it is computed in full: it gives AED 10.22 a share against the base case's AED 8.40. It is published as an alternative reading rather than adopted, because the two observations above are external, dated and specific, while the case for sustained strength rests on a view about future supply and demand that this study is not in a position to hold with confidence.</w:t>
+        <w:t>The alternative — rates settling 30% above the mid-cycle anchor rather than at it — is the direction the company's own guidance and its contracted expansion point in, and it is computed in full: it gives AED 6.97 a share against the base case's AED 5.69. It is published as an alternative reading rather than adopted, because the two observations above are external, dated and specific, while the case for sustained strength rests on a view about future supply and demand that this study is not in a position to hold with confidence.</w:t>
       </w:r>
     </w:p>
     <w:p>
@@ -15441,7 +15483,7 @@
           <w:color w:val="1C3A36"/>
           <w:sz w:val="21"/>
         </w:rPr>
-        <w:t>One more comparison puts the crux in proportion. Moving the mid-cycle rate anchor across the whole tested range, from 80.0% to 120.0% of the base, moves fair value by AED 2.43 a share. Changing the beta from the share's own 0.705 to an asset-risk one moves it by AED 2.24 — the same order of magnitude, so the two published constructions of the discount rate differ by about as much as the whole operating crux. Widen the beta to the range actually tested in section 1.9, 0.50 to 1.20, and it moves fair value by AED 5.78, which is 2.4 times the rate anchor and the widest single sensitivity in the study. That a discount-rate input rivals and then exceeds the operating question is uncomfortable for a valuation, and it is stated rather than buried. It is also the reason both constructions are published and neither is averaged.</w:t>
+        <w:t>One more comparison puts the crux in proportion, and it is worth being careful about what it does and does not show. Moving the mid-cycle rate anchor across the whole tested range, from 80.0% to 120.0% of the base, moves fair value by AED 1.70 a share — and that range is wide enough to carry fair value across the market price, which it reaches between the 110% and 120% anchors. Widening the beta across the 0.705-to-1.412 range tested in section 1.9 moves it by AED 4.08, which is 2.4 times as much and remains the widest single sensitivity in the study. But the two are not comparable as open questions. The beta is measured, with a 90% interval of [0.76, 1.41] that the bear and bull cases already carry at full width; where tanker rates settle after 2026 is not measured by anything and cannot be. That is why this section, and not the discount rate, is where the study says its judgement is genuinely exposed.</w:t>
       </w:r>
     </w:p>
     <w:p>
@@ -15845,7 +15887,7 @@
                 <w:color w:val="1C3A36"/>
                 <w:sz w:val="16"/>
               </w:rPr>
-              <w:t>0.705</w:t>
+              <w:t>1.085</w:t>
             </w:r>
           </w:p>
         </w:tc>
@@ -15863,7 +15905,7 @@
                 <w:color w:val="1C3A36"/>
                 <w:sz w:val="16"/>
               </w:rPr>
-              <w:t>0.705</w:t>
+              <w:t>1.085</w:t>
             </w:r>
           </w:p>
         </w:tc>
@@ -15881,7 +15923,7 @@
                 <w:color w:val="1C3A36"/>
                 <w:sz w:val="16"/>
               </w:rPr>
-              <w:t>own-stock weekly regression against an equal-weight index of Abu Dhabi names over the full listed history: n = 163, R-squared 0.172, standard error 0.122, 90% interval [0.50, 0.90]. The asset-risk alternative of one is priced in full above and again below</w:t>
+              <w:t>own-stock weekly regression against the FTSE ADX General Index over the full listed history: n = 161, R-squared 0.158, standard error 0.199, 90% interval [0.76, 1.41]. The evidence table below sets this out in full alongside the equal-weight composite, which gives 0.705</w:t>
             </w:r>
           </w:p>
         </w:tc>
@@ -16001,7 +16043,7 @@
                 <w:color w:val="1C3A36"/>
                 <w:sz w:val="16"/>
               </w:rPr>
-              <w:t>7.49%</w:t>
+              <w:t>9.34%</w:t>
             </w:r>
           </w:p>
         </w:tc>
@@ -16021,7 +16063,7 @@
                 <w:color w:val="1C3A36"/>
                 <w:sz w:val="16"/>
               </w:rPr>
-              <w:t>6.68%</w:t>
+              <w:t>8.53%</w:t>
             </w:r>
           </w:p>
         </w:tc>
@@ -16041,7 +16083,7 @@
                 <w:color w:val="1C3A36"/>
                 <w:sz w:val="16"/>
               </w:rPr>
-              <w:t>adjusted risk-free rate plus beta times the premium. At a beta of one it would be 8.93%</w:t>
+              <w:t>adjusted risk-free rate plus beta times the premium. On the equal-weight composite's 0.705 it would be 7.49%; on the lead-lag sum beta of 1.164, 9.73%</w:t>
             </w:r>
           </w:p>
         </w:tc>
@@ -16387,7 +16429,7 @@
                 <w:color w:val="1C3A36"/>
                 <w:sz w:val="16"/>
               </w:rPr>
-              <w:t>7.31%</w:t>
+              <w:t>9.01%</w:t>
             </w:r>
           </w:p>
         </w:tc>
@@ -16407,7 +16449,7 @@
                 <w:color w:val="1C3A36"/>
                 <w:sz w:val="16"/>
               </w:rPr>
-              <w:t>6.51%</w:t>
+              <w:t>8.21%</w:t>
             </w:r>
           </w:p>
         </w:tc>
@@ -16467,7 +16509,7 @@
                 <w:color w:val="1C3A36"/>
                 <w:sz w:val="16"/>
               </w:rPr>
-              <w:t>7.15% · 6.99% · 6.83% · 6.67% · 6.51%</w:t>
+              <w:t>8.85% · 8.69% · 8.53% · 8.37% · 8.21%</w:t>
             </w:r>
           </w:p>
         </w:tc>
@@ -16512,6 +16554,797 @@
       <w:pPr>
         <w:spacing w:after="40"/>
       </w:pPr>
+    </w:p>
+    <w:p>
+      <w:pPr>
+        <w:keepNext/>
+        <w:spacing w:after="80" w:before="200"/>
+      </w:pPr>
+      <w:r>
+        <w:rPr>
+          <w:b/>
+          <w:i w:val="0"/>
+          <w:color w:val="1C3A36"/>
+          <w:sz w:val="24"/>
+        </w:rPr>
+        <w:t>The beta — what it was measured against, and what a different market would give</w:t>
+      </w:r>
+    </w:p>
+    <w:p>
+      <w:pPr>
+        <w:spacing w:after="120" w:before="0"/>
+      </w:pPr>
+      <w:r>
+        <w:rPr>
+          <w:b w:val="0"/>
+          <w:i w:val="0"/>
+          <w:color w:val="1C3A36"/>
+          <w:sz w:val="21"/>
+        </w:rPr>
+        <w:t>A beta is a statement about co-movement with a market, so the series chosen to stand for the market decides the answer. This study regresses the share's own weekly returns on the FTSE ADX General Index — the published, capitalisation-weighted index of the exchange the share is listed on. The index series runs from 2011-01-02 to 2026-07-24 across 3,883 sessions and was screened against the exchange's own trading calendar before use.</w:t>
+      </w:r>
+    </w:p>
+    <w:tbl>
+      <w:tblPr>
+        <w:tblW w:type="auto" w:w="0"/>
+        <w:jc w:val="center"/>
+        <w:tblLook w:firstColumn="1" w:firstRow="1" w:lastColumn="0" w:lastRow="0" w:noHBand="0" w:noVBand="1" w:val="04A0"/>
+        <w:tblLayout w:type="fixed"/>
+        <w:tblCellMar>
+          <w:top w:w="40" w:type="dxa"/>
+          <w:left w:w="90" w:type="dxa"/>
+          <w:bottom w:w="40" w:type="dxa"/>
+          <w:right w:w="90" w:type="dxa"/>
+        </w:tblCellMar>
+        <w:tblBorders>
+          <w:top w:val="single" w:sz="4" w:space="0" w:color="C9D4D1"/>
+          <w:left w:val="single" w:sz="4" w:space="0" w:color="C9D4D1"/>
+          <w:bottom w:val="single" w:sz="4" w:space="0" w:color="C9D4D1"/>
+          <w:right w:val="single" w:sz="4" w:space="0" w:color="C9D4D1"/>
+          <w:insideH w:val="single" w:sz="4" w:space="0" w:color="C9D4D1"/>
+          <w:insideV w:val="single" w:sz="4" w:space="0" w:color="C9D4D1"/>
+        </w:tblBorders>
+        <w:tblLayout w:type="fixed"/>
+      </w:tblPr>
+      <w:tblGrid>
+        <w:gridCol w:w="2477"/>
+        <w:gridCol w:w="1584"/>
+        <w:gridCol w:w="6019"/>
+      </w:tblGrid>
+      <w:tr>
+        <w:trPr>
+          <w:cantSplit/>
+          <w:tblHeader/>
+        </w:trPr>
+        <w:tc>
+          <w:tcPr>
+            <w:tcW w:type="dxa" w:w="2477"/>
+            <w:shd w:val="clear" w:color="auto" w:fill="EAF0EE"/>
+          </w:tcPr>
+          <w:p>
+            <w:pPr>
+              <w:spacing w:after="20"/>
+            </w:pPr>
+            <w:r>
+              <w:rPr>
+                <w:b/>
+                <w:color w:val="1C3A36"/>
+                <w:sz w:val="16"/>
+              </w:rPr>
+              <w:t>Item</w:t>
+            </w:r>
+          </w:p>
+        </w:tc>
+        <w:tc>
+          <w:tcPr>
+            <w:tcW w:type="dxa" w:w="1584"/>
+            <w:shd w:val="clear" w:color="auto" w:fill="EAF0EE"/>
+          </w:tcPr>
+          <w:p>
+            <w:pPr>
+              <w:spacing w:after="20"/>
+              <w:jc w:val="left"/>
+            </w:pPr>
+            <w:r>
+              <w:rPr>
+                <w:b/>
+                <w:color w:val="1C3A36"/>
+                <w:sz w:val="16"/>
+              </w:rPr>
+              <w:t>Value</w:t>
+            </w:r>
+          </w:p>
+        </w:tc>
+        <w:tc>
+          <w:tcPr>
+            <w:tcW w:type="dxa" w:w="6019"/>
+            <w:shd w:val="clear" w:color="auto" w:fill="EAF0EE"/>
+          </w:tcPr>
+          <w:p>
+            <w:pPr>
+              <w:spacing w:after="20"/>
+              <w:jc w:val="left"/>
+            </w:pPr>
+            <w:r>
+              <w:rPr>
+                <w:b/>
+                <w:color w:val="1C3A36"/>
+                <w:sz w:val="16"/>
+              </w:rPr>
+              <w:t>Note</w:t>
+            </w:r>
+          </w:p>
+        </w:tc>
+      </w:tr>
+      <w:tr>
+        <w:trPr>
+          <w:cantSplit/>
+        </w:trPr>
+        <w:tc>
+          <w:tcPr>
+            <w:tcW w:type="dxa" w:w="2477"/>
+          </w:tcPr>
+          <w:p>
+            <w:pPr>
+              <w:spacing w:after="20"/>
+            </w:pPr>
+            <w:r>
+              <w:rPr>
+                <w:color w:val="1C3A36"/>
+                <w:sz w:val="16"/>
+              </w:rPr>
+              <w:t>Market series used</w:t>
+            </w:r>
+          </w:p>
+        </w:tc>
+        <w:tc>
+          <w:tcPr>
+            <w:tcW w:type="dxa" w:w="1584"/>
+          </w:tcPr>
+          <w:p>
+            <w:pPr>
+              <w:spacing w:after="20"/>
+              <w:jc w:val="left"/>
+            </w:pPr>
+            <w:r>
+              <w:rPr>
+                <w:color w:val="1C3A36"/>
+                <w:sz w:val="16"/>
+              </w:rPr>
+              <w:t>FTSE ADX General Index</w:t>
+            </w:r>
+          </w:p>
+        </w:tc>
+        <w:tc>
+          <w:tcPr>
+            <w:tcW w:type="dxa" w:w="6019"/>
+          </w:tcPr>
+          <w:p>
+            <w:pPr>
+              <w:spacing w:after="20"/>
+              <w:jc w:val="left"/>
+            </w:pPr>
+            <w:r>
+              <w:rPr>
+                <w:color w:val="1C3A36"/>
+                <w:sz w:val="16"/>
+              </w:rPr>
+              <w:t>The published capitalisation-weighted index of the exchange the share is listed on — the local index the beta rule asks for.</w:t>
+            </w:r>
+          </w:p>
+        </w:tc>
+      </w:tr>
+      <w:tr>
+        <w:trPr>
+          <w:cantSplit/>
+        </w:trPr>
+        <w:tc>
+          <w:tcPr>
+            <w:tcW w:type="dxa" w:w="2477"/>
+          </w:tcPr>
+          <w:p>
+            <w:pPr>
+              <w:spacing w:after="20"/>
+            </w:pPr>
+            <w:r>
+              <w:rPr>
+                <w:color w:val="1C3A36"/>
+                <w:sz w:val="16"/>
+              </w:rPr>
+              <w:t>Span of that series</w:t>
+            </w:r>
+          </w:p>
+        </w:tc>
+        <w:tc>
+          <w:tcPr>
+            <w:tcW w:type="dxa" w:w="1584"/>
+          </w:tcPr>
+          <w:p>
+            <w:pPr>
+              <w:spacing w:after="20"/>
+              <w:jc w:val="left"/>
+            </w:pPr>
+            <w:r>
+              <w:rPr>
+                <w:color w:val="1C3A36"/>
+                <w:sz w:val="16"/>
+              </w:rPr>
+              <w:t>2011-01-02 to 2026-07-24</w:t>
+            </w:r>
+          </w:p>
+        </w:tc>
+        <w:tc>
+          <w:tcPr>
+            <w:tcW w:type="dxa" w:w="6019"/>
+          </w:tcPr>
+          <w:p>
+            <w:pPr>
+              <w:spacing w:after="20"/>
+              <w:jc w:val="left"/>
+            </w:pPr>
+            <w:r>
+              <w:rPr>
+                <w:color w:val="1C3A36"/>
+                <w:sz w:val="16"/>
+              </w:rPr>
+              <w:t>3,883 sessions</w:t>
+            </w:r>
+          </w:p>
+        </w:tc>
+      </w:tr>
+      <w:tr>
+        <w:trPr>
+          <w:cantSplit/>
+        </w:trPr>
+        <w:tc>
+          <w:tcPr>
+            <w:tcW w:type="dxa" w:w="2477"/>
+          </w:tcPr>
+          <w:p>
+            <w:pPr>
+              <w:spacing w:after="20"/>
+            </w:pPr>
+            <w:r>
+              <w:rPr>
+                <w:color w:val="1C3A36"/>
+                <w:sz w:val="16"/>
+              </w:rPr>
+              <w:t>Observations in the regression</w:t>
+            </w:r>
+          </w:p>
+        </w:tc>
+        <w:tc>
+          <w:tcPr>
+            <w:tcW w:type="dxa" w:w="1584"/>
+          </w:tcPr>
+          <w:p>
+            <w:pPr>
+              <w:spacing w:after="20"/>
+              <w:jc w:val="left"/>
+            </w:pPr>
+            <w:r>
+              <w:rPr>
+                <w:color w:val="1C3A36"/>
+                <w:sz w:val="16"/>
+              </w:rPr>
+              <w:t>161</w:t>
+            </w:r>
+          </w:p>
+        </w:tc>
+        <w:tc>
+          <w:tcPr>
+            <w:tcW w:type="dxa" w:w="6019"/>
+          </w:tcPr>
+          <w:p>
+            <w:pPr>
+              <w:spacing w:after="20"/>
+              <w:jc w:val="left"/>
+            </w:pPr>
+            <w:r>
+              <w:rPr>
+                <w:color w:val="1C3A36"/>
+                <w:sz w:val="16"/>
+              </w:rPr>
+              <w:t>weekly returns over the share's full listed history of 3.18 years — the share listed in June 2023, so a five-year window does not exist for it</w:t>
+            </w:r>
+          </w:p>
+        </w:tc>
+      </w:tr>
+      <w:tr>
+        <w:trPr>
+          <w:cantSplit/>
+        </w:trPr>
+        <w:tc>
+          <w:tcPr>
+            <w:tcW w:type="dxa" w:w="2477"/>
+            <w:shd w:val="clear" w:color="auto" w:fill="F6F1E6"/>
+          </w:tcPr>
+          <w:p>
+            <w:pPr>
+              <w:spacing w:after="20"/>
+            </w:pPr>
+            <w:r>
+              <w:rPr>
+                <w:b/>
+                <w:color w:val="1C3A36"/>
+                <w:sz w:val="16"/>
+              </w:rPr>
+              <w:t>Beta</w:t>
+            </w:r>
+          </w:p>
+        </w:tc>
+        <w:tc>
+          <w:tcPr>
+            <w:tcW w:type="dxa" w:w="1584"/>
+            <w:shd w:val="clear" w:color="auto" w:fill="F6F1E6"/>
+          </w:tcPr>
+          <w:p>
+            <w:pPr>
+              <w:spacing w:after="20"/>
+              <w:jc w:val="left"/>
+            </w:pPr>
+            <w:r>
+              <w:rPr>
+                <w:b/>
+                <w:color w:val="1C3A36"/>
+                <w:sz w:val="16"/>
+              </w:rPr>
+              <w:t>1.085</w:t>
+            </w:r>
+          </w:p>
+        </w:tc>
+        <w:tc>
+          <w:tcPr>
+            <w:tcW w:type="dxa" w:w="6019"/>
+            <w:shd w:val="clear" w:color="auto" w:fill="F6F1E6"/>
+          </w:tcPr>
+          <w:p>
+            <w:pPr>
+              <w:spacing w:after="20"/>
+              <w:jc w:val="left"/>
+            </w:pPr>
+            <w:r>
+              <w:rPr>
+                <w:b/>
+                <w:color w:val="1C3A36"/>
+                <w:sz w:val="16"/>
+              </w:rPr>
+              <w:t>the adopted figure, used in the cost of equity above</w:t>
+            </w:r>
+          </w:p>
+        </w:tc>
+      </w:tr>
+      <w:tr>
+        <w:trPr>
+          <w:cantSplit/>
+        </w:trPr>
+        <w:tc>
+          <w:tcPr>
+            <w:tcW w:type="dxa" w:w="2477"/>
+          </w:tcPr>
+          <w:p>
+            <w:pPr>
+              <w:spacing w:after="20"/>
+            </w:pPr>
+            <w:r>
+              <w:rPr>
+                <w:color w:val="1C3A36"/>
+                <w:sz w:val="16"/>
+              </w:rPr>
+              <w:t>Standard error</w:t>
+            </w:r>
+          </w:p>
+        </w:tc>
+        <w:tc>
+          <w:tcPr>
+            <w:tcW w:type="dxa" w:w="1584"/>
+          </w:tcPr>
+          <w:p>
+            <w:pPr>
+              <w:spacing w:after="20"/>
+              <w:jc w:val="left"/>
+            </w:pPr>
+            <w:r>
+              <w:rPr>
+                <w:color w:val="1C3A36"/>
+                <w:sz w:val="16"/>
+              </w:rPr>
+              <w:t>0.199</w:t>
+            </w:r>
+          </w:p>
+        </w:tc>
+        <w:tc>
+          <w:tcPr>
+            <w:tcW w:type="dxa" w:w="6019"/>
+          </w:tcPr>
+          <w:p>
+            <w:pPr>
+              <w:spacing w:after="20"/>
+              <w:jc w:val="left"/>
+            </w:pPr>
+            <w:r>
+              <w:rPr>
+                <w:color w:val="1C3A36"/>
+                <w:sz w:val="16"/>
+              </w:rPr>
+              <w:t>against the estimate itself, which is the usability test this has to pass</w:t>
+            </w:r>
+          </w:p>
+        </w:tc>
+      </w:tr>
+      <w:tr>
+        <w:trPr>
+          <w:cantSplit/>
+        </w:trPr>
+        <w:tc>
+          <w:tcPr>
+            <w:tcW w:type="dxa" w:w="2477"/>
+          </w:tcPr>
+          <w:p>
+            <w:pPr>
+              <w:spacing w:after="20"/>
+            </w:pPr>
+            <w:r>
+              <w:rPr>
+                <w:color w:val="1C3A36"/>
+                <w:sz w:val="16"/>
+              </w:rPr>
+              <w:t>R-squared</w:t>
+            </w:r>
+          </w:p>
+        </w:tc>
+        <w:tc>
+          <w:tcPr>
+            <w:tcW w:type="dxa" w:w="1584"/>
+          </w:tcPr>
+          <w:p>
+            <w:pPr>
+              <w:spacing w:after="20"/>
+              <w:jc w:val="left"/>
+            </w:pPr>
+            <w:r>
+              <w:rPr>
+                <w:color w:val="1C3A36"/>
+                <w:sz w:val="16"/>
+              </w:rPr>
+              <w:t>0.158</w:t>
+            </w:r>
+          </w:p>
+        </w:tc>
+        <w:tc>
+          <w:tcPr>
+            <w:tcW w:type="dxa" w:w="6019"/>
+          </w:tcPr>
+          <w:p>
+            <w:pPr>
+              <w:spacing w:after="20"/>
+              <w:jc w:val="left"/>
+            </w:pPr>
+            <w:r>
+              <w:rPr>
+                <w:color w:val="1C3A36"/>
+                <w:sz w:val="16"/>
+              </w:rPr>
+              <w:t>the share of the weekly return variance the index explains</w:t>
+            </w:r>
+          </w:p>
+        </w:tc>
+      </w:tr>
+      <w:tr>
+        <w:trPr>
+          <w:cantSplit/>
+        </w:trPr>
+        <w:tc>
+          <w:tcPr>
+            <w:tcW w:type="dxa" w:w="2477"/>
+          </w:tcPr>
+          <w:p>
+            <w:pPr>
+              <w:spacing w:after="20"/>
+            </w:pPr>
+            <w:r>
+              <w:rPr>
+                <w:color w:val="1C3A36"/>
+                <w:sz w:val="16"/>
+              </w:rPr>
+              <w:t>90% confidence interval</w:t>
+            </w:r>
+          </w:p>
+        </w:tc>
+        <w:tc>
+          <w:tcPr>
+            <w:tcW w:type="dxa" w:w="1584"/>
+          </w:tcPr>
+          <w:p>
+            <w:pPr>
+              <w:spacing w:after="20"/>
+              <w:jc w:val="left"/>
+            </w:pPr>
+            <w:r>
+              <w:rPr>
+                <w:color w:val="1C3A36"/>
+                <w:sz w:val="16"/>
+              </w:rPr>
+              <w:t>0.758 to 1.412</w:t>
+            </w:r>
+          </w:p>
+        </w:tc>
+        <w:tc>
+          <w:tcPr>
+            <w:tcW w:type="dxa" w:w="6019"/>
+          </w:tcPr>
+          <w:p>
+            <w:pPr>
+              <w:spacing w:after="20"/>
+              <w:jc w:val="left"/>
+            </w:pPr>
+            <w:r>
+              <w:rPr>
+                <w:color w:val="1C3A36"/>
+                <w:sz w:val="16"/>
+              </w:rPr>
+              <w:t>the bear and bull cases in this study take these two bounds directly, so the published fair-value range is the range this estimate itself supports</w:t>
+            </w:r>
+          </w:p>
+        </w:tc>
+      </w:tr>
+      <w:tr>
+        <w:trPr>
+          <w:cantSplit/>
+        </w:trPr>
+        <w:tc>
+          <w:tcPr>
+            <w:tcW w:type="dxa" w:w="2477"/>
+          </w:tcPr>
+          <w:p>
+            <w:pPr>
+              <w:spacing w:after="20"/>
+            </w:pPr>
+            <w:r>
+              <w:rPr>
+                <w:color w:val="1C3A36"/>
+                <w:sz w:val="16"/>
+              </w:rPr>
+              <w:t>Lead-lag sum beta</w:t>
+            </w:r>
+          </w:p>
+        </w:tc>
+        <w:tc>
+          <w:tcPr>
+            <w:tcW w:type="dxa" w:w="1584"/>
+          </w:tcPr>
+          <w:p>
+            <w:pPr>
+              <w:spacing w:after="20"/>
+              <w:jc w:val="left"/>
+            </w:pPr>
+            <w:r>
+              <w:rPr>
+                <w:color w:val="1C3A36"/>
+                <w:sz w:val="16"/>
+              </w:rPr>
+              <w:t>1.164</w:t>
+            </w:r>
+          </w:p>
+        </w:tc>
+        <w:tc>
+          <w:tcPr>
+            <w:tcW w:type="dxa" w:w="6019"/>
+          </w:tcPr>
+          <w:p>
+            <w:pPr>
+              <w:spacing w:after="20"/>
+              <w:jc w:val="left"/>
+            </w:pPr>
+            <w:r>
+              <w:rPr>
+                <w:color w:val="1C3A36"/>
+                <w:sz w:val="16"/>
+              </w:rPr>
+              <w:t>one lead and two lags, which recovers co-movement booked late because the share does not trade on every session. It is +0.079 against the adopted figure, so the correction points slightly higher rather than lower</w:t>
+            </w:r>
+          </w:p>
+        </w:tc>
+      </w:tr>
+      <w:tr>
+        <w:trPr>
+          <w:cantSplit/>
+        </w:trPr>
+        <w:tc>
+          <w:tcPr>
+            <w:tcW w:type="dxa" w:w="2477"/>
+            <w:shd w:val="clear" w:color="auto" w:fill="F6F1E6"/>
+          </w:tcPr>
+          <w:p>
+            <w:pPr>
+              <w:spacing w:after="20"/>
+            </w:pPr>
+            <w:r>
+              <w:rPr>
+                <w:b/>
+                <w:color w:val="1C3A36"/>
+                <w:sz w:val="16"/>
+              </w:rPr>
+              <w:t>The same regression on an equal-weight composite</w:t>
+            </w:r>
+          </w:p>
+        </w:tc>
+        <w:tc>
+          <w:tcPr>
+            <w:tcW w:type="dxa" w:w="1584"/>
+            <w:shd w:val="clear" w:color="auto" w:fill="F6F1E6"/>
+          </w:tcPr>
+          <w:p>
+            <w:pPr>
+              <w:spacing w:after="20"/>
+              <w:jc w:val="left"/>
+            </w:pPr>
+            <w:r>
+              <w:rPr>
+                <w:b/>
+                <w:color w:val="1C3A36"/>
+                <w:sz w:val="16"/>
+              </w:rPr>
+              <w:t>0.705</w:t>
+            </w:r>
+          </w:p>
+        </w:tc>
+        <w:tc>
+          <w:tcPr>
+            <w:tcW w:type="dxa" w:w="6019"/>
+            <w:shd w:val="clear" w:color="auto" w:fill="F6F1E6"/>
+          </w:tcPr>
+          <w:p>
+            <w:pPr>
+              <w:spacing w:after="20"/>
+              <w:jc w:val="left"/>
+            </w:pPr>
+            <w:r>
+              <w:rPr>
+                <w:b/>
+                <w:color w:val="1C3A36"/>
+                <w:sz w:val="16"/>
+              </w:rPr>
+              <w:t>Equal-weight composite of the exchange's own listed names, the subject excluded. This was the regressor before the published index was available; disclosed so the effect of the change is visible, not adopted. R-squared 0.172 on 163 observations across 12 names</w:t>
+            </w:r>
+          </w:p>
+        </w:tc>
+      </w:tr>
+      <w:tr>
+        <w:trPr>
+          <w:cantSplit/>
+        </w:trPr>
+        <w:tc>
+          <w:tcPr>
+            <w:tcW w:type="dxa" w:w="2477"/>
+          </w:tcPr>
+          <w:p>
+            <w:pPr>
+              <w:spacing w:after="20"/>
+            </w:pPr>
+            <w:r>
+              <w:rPr>
+                <w:color w:val="1C3A36"/>
+                <w:sz w:val="16"/>
+              </w:rPr>
+              <w:t>The same regression on the wider two-exchange composite</w:t>
+            </w:r>
+          </w:p>
+        </w:tc>
+        <w:tc>
+          <w:tcPr>
+            <w:tcW w:type="dxa" w:w="1584"/>
+          </w:tcPr>
+          <w:p>
+            <w:pPr>
+              <w:spacing w:after="20"/>
+              <w:jc w:val="left"/>
+            </w:pPr>
+            <w:r>
+              <w:rPr>
+                <w:color w:val="1C3A36"/>
+                <w:sz w:val="16"/>
+              </w:rPr>
+              <w:t>0.663</w:t>
+            </w:r>
+          </w:p>
+        </w:tc>
+        <w:tc>
+          <w:tcPr>
+            <w:tcW w:type="dxa" w:w="6019"/>
+          </w:tcPr>
+          <w:p>
+            <w:pPr>
+              <w:spacing w:after="20"/>
+              <w:jc w:val="left"/>
+            </w:pPr>
+            <w:r>
+              <w:rPr>
+                <w:color w:val="1C3A36"/>
+                <w:sz w:val="16"/>
+              </w:rPr>
+              <w:t>ADX + DFM equal-weight composite; disclosed, not adopted. R-squared 0.168 across 18 names</w:t>
+            </w:r>
+          </w:p>
+        </w:tc>
+      </w:tr>
+      <w:tr>
+        <w:trPr>
+          <w:cantSplit/>
+        </w:trPr>
+        <w:tc>
+          <w:tcPr>
+            <w:tcW w:type="dxa" w:w="2477"/>
+          </w:tcPr>
+          <w:p>
+            <w:pPr>
+              <w:spacing w:after="20"/>
+            </w:pPr>
+            <w:r>
+              <w:rPr>
+                <w:color w:val="1C3A36"/>
+                <w:sz w:val="16"/>
+              </w:rPr>
+              <w:t>Weekly observations excluded</w:t>
+            </w:r>
+          </w:p>
+        </w:tc>
+        <w:tc>
+          <w:tcPr>
+            <w:tcW w:type="dxa" w:w="1584"/>
+          </w:tcPr>
+          <w:p>
+            <w:pPr>
+              <w:spacing w:after="20"/>
+              <w:jc w:val="left"/>
+            </w:pPr>
+            <w:r>
+              <w:rPr>
+                <w:color w:val="1C3A36"/>
+                <w:sz w:val="16"/>
+              </w:rPr>
+              <w:t>2</w:t>
+            </w:r>
+          </w:p>
+        </w:tc>
+        <w:tc>
+          <w:tcPr>
+            <w:tcW w:type="dxa" w:w="6019"/>
+          </w:tcPr>
+          <w:p>
+            <w:pPr>
+              <w:spacing w:after="20"/>
+              <w:jc w:val="left"/>
+            </w:pPr>
+            <w:r>
+              <w:rPr>
+                <w:color w:val="1C3A36"/>
+                <w:sz w:val="16"/>
+              </w:rPr>
+              <w:t>The index series supplied ends 2026-07-24, before the last stock session used elsewhere in the study (2026-08-07). 2 weekly stock observations therefore fall outside the regression. The window stops where the index stops rather than pairing the stock against a stale index level.</w:t>
+            </w:r>
+          </w:p>
+        </w:tc>
+      </w:tr>
+    </w:tbl>
+    <w:p>
+      <w:pPr>
+        <w:spacing w:after="40"/>
+      </w:pPr>
+    </w:p>
+    <w:p>
+      <w:pPr>
+        <w:spacing w:after="200" w:before="0"/>
+      </w:pPr>
+      <w:r>
+        <w:rPr>
+          <w:b w:val="0"/>
+          <w:i/>
+          <w:color w:val="6E7B77"/>
+          <w:sz w:val="17"/>
+        </w:rPr>
+        <w:t>Why the published index and the composite differ by 0.380 of a beta is a fact about index construction, not about the company. A published index is weighted by size, so it is dominated by the same large-capitalisation group this share belongs to and a large share moving with its large peers registers as full co-movement. An equal-weight composite gives the exchange's smallest and thinnest names the same say as its largest, so it measures co-movement against a market this share is not really a member of, and a large liquid name will look defensive against it almost mechanically. Two disclosures cut against the adopted figure rather than for it and are stated here rather than left out. The share is itself a constituent of the index it is measured against, and on a capitalisation-weighted index that cannot be removed; run the equal-weight proxy both ways and including the subject lifts the measured beta by 0.203, which is the scale of the same pull the published-index figure carries. And the index series ends 2026-07-24, before the share's last session used elsewhere in this study, so 2 weekly observations fall outside the window rather than being paired against a stale index level.</w:t>
+      </w:r>
     </w:p>
     <w:p>
       <w:pPr>
@@ -17221,7 +18054,7 @@
                 <w:color w:val="1C3A36"/>
                 <w:sz w:val="15"/>
               </w:rPr>
-              <w:t>Cost of equity on the share's own regressed beta of 0.705</w:t>
+              <w:t>Beta measured against the published index of its own exchange, giving 1.085</w:t>
             </w:r>
           </w:p>
         </w:tc>
@@ -17238,7 +18071,7 @@
                 <w:color w:val="1C3A36"/>
                 <w:sz w:val="15"/>
               </w:rPr>
-              <w:t>An asset-risk beta of one, on the view that a fleet owner carries its market's risk whoever signs the charter — cost of equity 8.93% instead of 7.49%</w:t>
+              <w:t>The same regression against an equal-weight composite of the same exchange's names, giving 0.705 — cost of equity 7.49% instead of 9.34%</w:t>
             </w:r>
           </w:p>
         </w:tc>
@@ -17255,7 +18088,7 @@
                 <w:color w:val="1C3A36"/>
                 <w:sz w:val="15"/>
               </w:rPr>
-              <w:t>AED 6.16 against 8.40</w:t>
+              <w:t>AED 8.40 against 5.69</w:t>
             </w:r>
           </w:p>
         </w:tc>
@@ -17272,7 +18105,7 @@
                 <w:color w:val="1C3A36"/>
                 <w:sz w:val="15"/>
               </w:rPr>
-              <w:t>Neither is preferred. This is the study’s central contested judgement and both are carried as equals through the summary, the bridge, the crux and the expert panel. The regression passes its usability conditions and the estimate is economically coherent for a half-contracted business; the asset-risk view is the more conservative and is what the market price currently implies</w:t>
+              <w:t>The published index is preferred, and not narrowly: it is the index of the exchange the share is listed on, and measuring a share against a composite in which the exchange’s smallest names carry the same weight as its largest measures it against a market it is not a member of. The composite is published at full size because it is what an earlier construction of this study used and the difference is large. Note that the adopted choice is the less flattering one</w:t>
             </w:r>
           </w:p>
         </w:tc>
@@ -17328,7 +18161,7 @@
                 <w:color w:val="1C3A36"/>
                 <w:sz w:val="15"/>
               </w:rPr>
-              <w:t>AED 8.64, +0.24 against 8.40</w:t>
+              <w:t>AED 6.09, +0.40 against 5.69</w:t>
             </w:r>
           </w:p>
         </w:tc>
@@ -17547,7 +18380,7 @@
                 <w:color w:val="1C3A36"/>
                 <w:sz w:val="15"/>
               </w:rPr>
-              <w:t>AED 7.07 against 8.40</w:t>
+              <w:t>AED 4.71 against 5.69</w:t>
             </w:r>
           </w:p>
         </w:tc>
@@ -17641,7 +18474,7 @@
           <w:color w:val="6E7B77"/>
           <w:sz w:val="17"/>
         </w:rPr>
-        <w:t>Figure 4 — left, fair value across beta and terminal growth; right, fair value against the mid-cycle rate the fleet reverts to. The market price of AED 6.16 is reached in the beta grid at a beta of one, and is not reached anywhere in the rate-anchor range.</w:t>
+        <w:t>Figure 4 — left, fair value across beta and terminal growth; right, fair value against the mid-cycle rate the fleet reverts to. The market price of AED 6.16 is crossed in the beta grid between the 0.900 and 1.085 rows, and in the rate-anchor range between the 110% and 120% anchors.</w:t>
       </w:r>
     </w:p>
     <w:p>
@@ -17727,7 +18560,7 @@
                 <w:color w:val="1C3A36"/>
                 <w:sz w:val="16"/>
               </w:rPr>
-              <w:t>0.50</w:t>
+              <w:t>0.705</w:t>
             </w:r>
           </w:p>
         </w:tc>
@@ -17746,7 +18579,7 @@
                 <w:color w:val="1C3A36"/>
                 <w:sz w:val="16"/>
               </w:rPr>
-              <w:t>0.705</w:t>
+              <w:t>0.900</w:t>
             </w:r>
           </w:p>
         </w:tc>
@@ -17765,7 +18598,7 @@
                 <w:color w:val="1C3A36"/>
                 <w:sz w:val="16"/>
               </w:rPr>
-              <w:t>0.90</w:t>
+              <w:t>1.085</w:t>
             </w:r>
           </w:p>
         </w:tc>
@@ -17784,7 +18617,7 @@
                 <w:color w:val="1C3A36"/>
                 <w:sz w:val="16"/>
               </w:rPr>
-              <w:t>1.00</w:t>
+              <w:t>1.250</w:t>
             </w:r>
           </w:p>
         </w:tc>
@@ -17803,7 +18636,7 @@
                 <w:color w:val="1C3A36"/>
                 <w:sz w:val="16"/>
               </w:rPr>
-              <w:t>1.20</w:t>
+              <w:t>1.412</w:t>
             </w:r>
           </w:p>
         </w:tc>
@@ -17843,7 +18676,7 @@
                 <w:color w:val="1C3A36"/>
                 <w:sz w:val="16"/>
               </w:rPr>
-              <w:t>9.39</w:t>
+              <w:t>7.55</w:t>
             </w:r>
           </w:p>
         </w:tc>
@@ -17861,7 +18694,7 @@
                 <w:color w:val="1C3A36"/>
                 <w:sz w:val="16"/>
               </w:rPr>
-              <w:t>7.55</w:t>
+              <w:t>6.28</w:t>
             </w:r>
           </w:p>
         </w:tc>
@@ -17879,7 +18712,7 @@
                 <w:color w:val="1C3A36"/>
                 <w:sz w:val="16"/>
               </w:rPr>
-              <w:t>6.28</w:t>
+              <w:t>5.37</w:t>
             </w:r>
           </w:p>
         </w:tc>
@@ -17897,7 +18730,7 @@
                 <w:color w:val="1C3A36"/>
                 <w:sz w:val="16"/>
               </w:rPr>
-              <w:t>5.76</w:t>
+              <w:t>4.71</w:t>
             </w:r>
           </w:p>
         </w:tc>
@@ -17915,7 +18748,7 @@
                 <w:color w:val="1C3A36"/>
                 <w:sz w:val="16"/>
               </w:rPr>
-              <w:t>4.90</w:t>
+              <w:t>4.18</w:t>
             </w:r>
           </w:p>
         </w:tc>
@@ -17955,7 +18788,7 @@
                 <w:color w:val="1C3A36"/>
                 <w:sz w:val="16"/>
               </w:rPr>
-              <w:t>10.07</w:t>
+              <w:t>7.93</w:t>
             </w:r>
           </w:p>
         </w:tc>
@@ -17973,7 +18806,7 @@
                 <w:color w:val="1C3A36"/>
                 <w:sz w:val="16"/>
               </w:rPr>
-              <w:t>7.93</w:t>
+              <w:t>6.52</w:t>
             </w:r>
           </w:p>
         </w:tc>
@@ -17991,7 +18824,7 @@
                 <w:color w:val="1C3A36"/>
                 <w:sz w:val="16"/>
               </w:rPr>
-              <w:t>6.52</w:t>
+              <w:t>5.52</w:t>
             </w:r>
           </w:p>
         </w:tc>
@@ -18009,7 +18842,7 @@
                 <w:color w:val="1C3A36"/>
                 <w:sz w:val="16"/>
               </w:rPr>
-              <w:t>5.95</w:t>
+              <w:t>4.81</w:t>
             </w:r>
           </w:p>
         </w:tc>
@@ -18027,7 +18860,7 @@
                 <w:color w:val="1C3A36"/>
                 <w:sz w:val="16"/>
               </w:rPr>
-              <w:t>5.01</w:t>
+              <w:t>4.25</w:t>
             </w:r>
           </w:p>
         </w:tc>
@@ -18067,7 +18900,7 @@
                 <w:color w:val="1C3A36"/>
                 <w:sz w:val="16"/>
               </w:rPr>
-              <w:t>10.92</w:t>
+              <w:t>8.40</w:t>
             </w:r>
           </w:p>
         </w:tc>
@@ -18085,7 +18918,7 @@
                 <w:color w:val="1C3A36"/>
                 <w:sz w:val="16"/>
               </w:rPr>
-              <w:t>8.40</w:t>
+              <w:t>6.80</w:t>
             </w:r>
           </w:p>
         </w:tc>
@@ -18103,7 +18936,7 @@
                 <w:color w:val="1C3A36"/>
                 <w:sz w:val="16"/>
               </w:rPr>
-              <w:t>6.80</w:t>
+              <w:t>5.69</w:t>
             </w:r>
           </w:p>
         </w:tc>
@@ -18121,7 +18954,7 @@
                 <w:color w:val="1C3A36"/>
                 <w:sz w:val="16"/>
               </w:rPr>
-              <w:t>6.16</w:t>
+              <w:t>4.93</w:t>
             </w:r>
           </w:p>
         </w:tc>
@@ -18139,7 +18972,7 @@
                 <w:color w:val="1C3A36"/>
                 <w:sz w:val="16"/>
               </w:rPr>
-              <w:t>5.14</w:t>
+              <w:t>4.32</w:t>
             </w:r>
           </w:p>
         </w:tc>
@@ -18179,7 +19012,7 @@
                 <w:color w:val="1C3A36"/>
                 <w:sz w:val="16"/>
               </w:rPr>
-              <w:t>12.05</w:t>
+              <w:t>8.98</w:t>
             </w:r>
           </w:p>
         </w:tc>
@@ -18197,7 +19030,7 @@
                 <w:color w:val="1C3A36"/>
                 <w:sz w:val="16"/>
               </w:rPr>
-              <w:t>8.98</w:t>
+              <w:t>7.12</w:t>
             </w:r>
           </w:p>
         </w:tc>
@@ -18215,7 +19048,7 @@
                 <w:color w:val="1C3A36"/>
                 <w:sz w:val="16"/>
               </w:rPr>
-              <w:t>7.12</w:t>
+              <w:t>5.89</w:t>
             </w:r>
           </w:p>
         </w:tc>
@@ -18233,7 +19066,7 @@
                 <w:color w:val="1C3A36"/>
                 <w:sz w:val="16"/>
               </w:rPr>
-              <w:t>6.41</w:t>
+              <w:t>5.05</w:t>
             </w:r>
           </w:p>
         </w:tc>
@@ -18251,7 +19084,7 @@
                 <w:color w:val="1C3A36"/>
                 <w:sz w:val="16"/>
               </w:rPr>
-              <w:t>5.29</w:t>
+              <w:t>4.40</w:t>
             </w:r>
           </w:p>
         </w:tc>
@@ -18273,7 +19106,7 @@
           <w:color w:val="6E7B77"/>
           <w:sz w:val="17"/>
         </w:rPr>
-        <w:t>Fair value in AED per share. The adopted construction is the 0.705 column at 2.0% growth; the asset-risk alternative is the 1.00 column at the same growth. Beta moves the answer across the whole width of this table; growth moves it a fraction of that.</w:t>
+        <w:t>Fair value in AED per share. The adopted construction is the 1.085 column at 2.0% growth; the equal-weight composite alternative is the 0.705 column at the same growth. The right-hand column of 1.412 is the top of the regression's own 90% confidence interval and is where the bear case is struck; the bull case is struck at the bottom of that interval, 0.758, which sits just inside the left-hand column. Beta moves the answer across the whole width of this table; growth moves it a fraction of that.</w:t>
       </w:r>
     </w:p>
     <w:tbl>
@@ -18423,7 +19256,7 @@
                 <w:color w:val="1C3A36"/>
                 <w:sz w:val="16"/>
               </w:rPr>
-              <w:t>0.50 – 1.20</w:t>
+              <w:t>0.705 – 1.412</w:t>
             </w:r>
           </w:p>
         </w:tc>
@@ -18441,7 +19274,7 @@
                 <w:color w:val="1C3A36"/>
                 <w:sz w:val="16"/>
               </w:rPr>
-              <w:t>5.14 – 10.92</w:t>
+              <w:t>4.32 – 8.40</w:t>
             </w:r>
           </w:p>
         </w:tc>
@@ -18459,7 +19292,7 @@
                 <w:color w:val="1C3A36"/>
                 <w:sz w:val="16"/>
               </w:rPr>
-              <w:t>5.78</w:t>
+              <w:t>4.08</w:t>
             </w:r>
           </w:p>
         </w:tc>
@@ -18517,7 +19350,7 @@
                 <w:color w:val="1C3A36"/>
                 <w:sz w:val="16"/>
               </w:rPr>
-              <w:t>7.18 – 9.61</w:t>
+              <w:t>4.84 – 6.54</w:t>
             </w:r>
           </w:p>
         </w:tc>
@@ -18535,7 +19368,7 @@
                 <w:color w:val="1C3A36"/>
                 <w:sz w:val="16"/>
               </w:rPr>
-              <w:t>2.43</w:t>
+              <w:t>1.70</w:t>
             </w:r>
           </w:p>
         </w:tc>
@@ -18593,7 +19426,7 @@
                 <w:color w:val="1C3A36"/>
                 <w:sz w:val="16"/>
               </w:rPr>
-              <w:t>7.43 – 8.88</w:t>
+              <w:t>4.91 – 6.08</w:t>
             </w:r>
           </w:p>
         </w:tc>
@@ -18611,7 +19444,7 @@
                 <w:color w:val="1C3A36"/>
                 <w:sz w:val="16"/>
               </w:rPr>
-              <w:t>1.45</w:t>
+              <w:t>1.17</w:t>
             </w:r>
           </w:p>
         </w:tc>
@@ -18669,7 +19502,7 @@
                 <w:color w:val="1C3A36"/>
                 <w:sz w:val="16"/>
               </w:rPr>
-              <w:t>7.07 – 8.37</w:t>
+              <w:t>4.71 – 5.66</w:t>
             </w:r>
           </w:p>
         </w:tc>
@@ -18687,7 +19520,7 @@
                 <w:color w:val="1C3A36"/>
                 <w:sz w:val="16"/>
               </w:rPr>
-              <w:t>1.30</w:t>
+              <w:t>0.95</w:t>
             </w:r>
           </w:p>
         </w:tc>
@@ -18745,7 +19578,7 @@
                 <w:color w:val="1C3A36"/>
                 <w:sz w:val="16"/>
               </w:rPr>
-              <w:t>7.55 – 8.98</w:t>
+              <w:t>5.37 – 5.89</w:t>
             </w:r>
           </w:p>
         </w:tc>
@@ -18763,7 +19596,7 @@
                 <w:color w:val="1C3A36"/>
                 <w:sz w:val="16"/>
               </w:rPr>
-              <w:t>1.43</w:t>
+              <w:t>0.52</w:t>
             </w:r>
           </w:p>
         </w:tc>
@@ -18803,7 +19636,7 @@
                 <w:color w:val="1C3A36"/>
                 <w:sz w:val="16"/>
               </w:rPr>
-              <w:t>rates, beta and capital expenditure moved together</w:t>
+              <w:t>rates, capital expenditure and the beta at the two ends of its own 90% interval — 1.412 in the bear, 0.758 in the bull</w:t>
             </w:r>
           </w:p>
         </w:tc>
@@ -18821,7 +19654,7 @@
                 <w:color w:val="1C3A36"/>
                 <w:sz w:val="16"/>
               </w:rPr>
-              <w:t>4.60 – 11.56</w:t>
+              <w:t>3.48 – 9.00</w:t>
             </w:r>
           </w:p>
         </w:tc>
@@ -18839,7 +19672,7 @@
                 <w:color w:val="1C3A36"/>
                 <w:sz w:val="16"/>
               </w:rPr>
-              <w:t>6.97</w:t>
+              <w:t>5.52</w:t>
             </w:r>
           </w:p>
         </w:tc>
@@ -18861,7 +19694,7 @@
           <w:color w:val="6E7B77"/>
           <w:sz w:val="17"/>
         </w:rPr>
-        <w:t>Ranked by single-row swing, the beta is the largest by a wide margin — larger than the operating crux, larger than the capital programme, larger than the tax exposure. The tax row deserves its own note: at a uniform 15% the value falls to AED 7.07, a loss of AED 1.33 a share, and that is the priced cost of the shipping relief being withdrawn. Every row is a full re-run of the unit build and the bridge, not a multiplier applied to a finished number.</w:t>
+        <w:t>Ranked by single-row swing, the beta is the largest by a wide margin — larger than the operating crux, larger than the capital programme, larger than the tax exposure. That is worth reading precisely. The width of the beta row is the width of a measured statistical interval, and the study publishes its bear and bull cases at that interval's two ends rather than choosing a comfortable point inside it; the width of the rate-anchor row is a judgement about the future that no amount of data settles. The first is uncertainty that has been quantified, the second is uncertainty that has not. The tax row deserves its own note: at a uniform 15% the value falls to AED 4.71, a loss of AED 0.98 a share, and that is the priced cost of the shipping relief being withdrawn. Every row is a full re-run of the unit build and the bridge, not a multiplier applied to a finished number.</w:t>
       </w:r>
     </w:p>
     <w:p>
@@ -19693,7 +20526,7 @@
           <w:color w:val="1C3A36"/>
           <w:sz w:val="21"/>
         </w:rPr>
-        <w:t>The structure to watch is straightforward. A daily close back above 6.30 would clear the nearest resistance and open the 6.60 zone. A close below 5.93 would break the nearest support and open the 5.26 zone. None of this is a valuation argument — it is the price context the valuation has to be read against. It is worth noting where the fundamental estimates sit relative to this ladder: the asset-beta central of AED 7.04 sits above every computed resistance in the table, and the own-beta central of AED 7.94 further above again. The price map in the next section, which knows nothing about value, does not reach either within three months at any percentile shown.</w:t>
+        <w:t>The structure to watch is straightforward. A daily close back above 6.30 would clear the nearest resistance and open the 6.60 zone. A close below 5.93 would break the nearest support and open the 5.26 zone. None of this is a valuation argument — it is the price context the valuation has to be read against. It is worth noting where the fundamental estimates sit relative to this ladder, because on the adopted construction they now sit inside it rather than far above it: the weighted central of AED 6.60 sits at the furthest computed resistance of 6.60, and the cash-flow lens on its own, at AED 5.69, sits between the first and second computed supports of 5.93 and 5.56. The equal-weight composite reading of AED 7.68 is the only one of the three above every level in the table. A valuation and a level ladder are unrelated constructions and their agreeing here proves nothing; it is recorded because the two disagreed markedly under the study's earlier measurement of the market and no longer do.</w:t>
       </w:r>
     </w:p>
     <w:p>
@@ -19818,7 +20651,7 @@
           <w:color w:val="6E7B77"/>
           <w:sz w:val="17"/>
         </w:rPr>
-        <w:t>Figure 6 — the forward price cone to three months. The dashed lines are the two fundamental centrals: AED 7.94 on the share's own beta and AED 7.04 on an asset-risk beta.</w:t>
+        <w:t>Figure 6 — the forward price cone to three months. The dashed lines are the two fundamental centrals: AED 6.60 on the beta measured against the published index, and AED 7.68 on the equal-weight composite.</w:t>
       </w:r>
     </w:p>
     <w:p>
@@ -20873,7 +21706,7 @@
                 <w:color w:val="1C3A36"/>
                 <w:sz w:val="16"/>
               </w:rPr>
-              <w:t>Fundamental — own beta</w:t>
+              <w:t>Fundamental — published index</w:t>
             </w:r>
           </w:p>
         </w:tc>
@@ -20890,7 +21723,7 @@
                 <w:color w:val="1C3A36"/>
                 <w:sz w:val="16"/>
               </w:rPr>
-              <w:t>AED 7.94, 29% above the market price</w:t>
+              <w:t>AED 6.60, +7%</w:t>
             </w:r>
           </w:p>
         </w:tc>
@@ -20907,7 +21740,7 @@
                 <w:color w:val="1C3A36"/>
                 <w:sz w:val="16"/>
               </w:rPr>
-              <w:t>that the share's own three years of price history describe its risk, and that the tanker fleet reverts to its FY2024-FY2025 average rate</w:t>
+              <w:t>that the share's own listed history, measured against its exchange's published index, describes its risk, and that the tanker fleet reverts to its FY2024-FY2025 average rate</w:t>
             </w:r>
           </w:p>
         </w:tc>
@@ -20929,7 +21762,7 @@
                 <w:color w:val="1C3A36"/>
                 <w:sz w:val="16"/>
               </w:rPr>
-              <w:t>Fundamental — asset beta</w:t>
+              <w:t>Fundamental — equal-weight composite</w:t>
             </w:r>
           </w:p>
         </w:tc>
@@ -20946,7 +21779,7 @@
                 <w:color w:val="1C3A36"/>
                 <w:sz w:val="16"/>
               </w:rPr>
-              <w:t>AED 7.04, +14%</w:t>
+              <w:t>AED 7.68, +25%</w:t>
             </w:r>
           </w:p>
         </w:tc>
@@ -20963,7 +21796,7 @@
                 <w:color w:val="1C3A36"/>
                 <w:sz w:val="16"/>
               </w:rPr>
-              <w:t>that a fleet owner carries the risk of the market it trades in whoever signs the charter, with the same operating forecast</w:t>
+              <w:t>that the market is better represented by an equal-weight composite of the exchange's names than by its published index, with the same operating forecast</w:t>
             </w:r>
           </w:p>
         </w:tc>
@@ -20985,7 +21818,7 @@
                 <w:color w:val="1C3A36"/>
                 <w:sz w:val="16"/>
               </w:rPr>
-              <w:t>Cash flow alone, own beta</w:t>
+              <w:t>Cash flow alone, published index</w:t>
             </w:r>
           </w:p>
         </w:tc>
@@ -21002,7 +21835,7 @@
                 <w:color w:val="1C3A36"/>
                 <w:sz w:val="16"/>
               </w:rPr>
-              <w:t>AED 8.40, +36%</w:t>
+              <w:t>AED 5.69, -8%</w:t>
             </w:r>
           </w:p>
         </w:tc>
@@ -21019,7 +21852,7 @@
                 <w:color w:val="1C3A36"/>
                 <w:sz w:val="16"/>
               </w:rPr>
-              <w:t>a cost of capital gliding 7.31% to 6.5%</w:t>
+              <w:t>a cost of capital gliding 9.01% to 8.2%</w:t>
             </w:r>
           </w:p>
         </w:tc>
@@ -21041,7 +21874,7 @@
                 <w:color w:val="1C3A36"/>
                 <w:sz w:val="16"/>
               </w:rPr>
-              <w:t>Cash flow alone, asset beta</w:t>
+              <w:t>Cash flow alone, equal-weight composite</w:t>
             </w:r>
           </w:p>
         </w:tc>
@@ -21058,7 +21891,7 @@
                 <w:color w:val="1C3A36"/>
                 <w:sz w:val="16"/>
               </w:rPr>
-              <w:t>AED 6.16, 0%</w:t>
+              <w:t>AED 8.40, +36%</w:t>
             </w:r>
           </w:p>
         </w:tc>
@@ -21075,7 +21908,7 @@
                 <w:color w:val="1C3A36"/>
                 <w:sz w:val="16"/>
               </w:rPr>
-              <w:t>the same, gliding 8.63% to 7.8%</w:t>
+              <w:t>the same, gliding 7.31% to 6.5%</w:t>
             </w:r>
           </w:p>
         </w:tc>
@@ -21226,7 +22059,7 @@
                 <w:color w:val="1C3A36"/>
                 <w:sz w:val="16"/>
               </w:rPr>
-              <w:t>AED 10.22, +66%</w:t>
+              <w:t>AED 6.97, +13%</w:t>
             </w:r>
           </w:p>
         </w:tc>
@@ -21377,7 +22210,7 @@
           <w:color w:val="1C3A36"/>
           <w:sz w:val="21"/>
         </w:rPr>
-        <w:t>Read down that table and one thing stands out: the market price sits almost exactly on the asset-beta reading and well below the own-beta one. That is not a coincidence and it is not evidence that the market is wrong. It is the clearest available statement of what the marginal buyer believes — that this is a shipping company whose earnings belong to a cyclical world market, not a contracted infrastructure business that happens to own ships. The two multiple lenses land above the market, but they import their cost of capital from comparators rather than state one, so they are evidence about relative pricing rather than an independent answer.</w:t>
+        <w:t>Read down that table and the striking thing is how little room there is between the reads. The market price of AED 6.16 sits above the cash-flow lens of AED 5.69 and below the weighted central of AED 6.60, a band of roughly 16% from end to end. The two multiple lenses land above the market, but they import their cost of capital from comparators rather than state one, so they are evidence about relative pricing rather than an independent answer; the expert panel in Appendix C, which prices mid-cycle earnings rather than a terminal value, centres at AED 5.17, 16% below the market price. Read together, the evidence brackets the screen price. It does not point away from it.</w:t>
       </w:r>
     </w:p>
     <w:p>
@@ -21391,7 +22224,7 @@
           <w:color w:val="1C3A36"/>
           <w:sz w:val="21"/>
         </w:rPr>
-        <w:t>This study declines to choose between the two readings, and says why. The regression is real: 163 weekly observations, an R-squared of 0.172, and a beta that sits exactly where a half-contracted business should sit. But three years is a short history, and it covers a period in which the contracted logistics arm grew faster than the merchant fleet — the mix that produced that beta is not the mix the forecast contains. A reader who weights the evidence toward the price history gets AED 7.94; a reader who weights it toward the economics of fleet ownership gets AED 7.04. Both numbers are in this document at full size and neither is hidden inside an average.</w:t>
+        <w:t>This is a weaker claim than the study previously made, and the reason is worth stating plainly. The cash-flow lens rests on a beta of 1.085, measured on 161 weekly observations against the FTSE ADX General Index — the published index of the share's own exchange. The economic prior for a fleet owner has always been that it carries the risk of the market its ships trade in whoever signs the charter, and that prior and the regression now say the same thing. Measure the market instead as an equal-weight composite of the same exchange's names and the beta falls to 0.705 and the central rises to AED 7.68 — a difference of AED 1.08 a share that turns entirely on index weighting. Both numbers are in this document at full size and neither is hidden inside an average, but the adopted one is the published index, and on it this share is close to fairly priced rather than materially cheap.</w:t>
       </w:r>
     </w:p>
     <w:p>
@@ -21603,7 +22436,7 @@
                 <w:color w:val="1C3A36"/>
                 <w:sz w:val="16"/>
               </w:rPr>
-              <w:t>the base case reverts to the mid-cycle anchor over four years; the whole AED 2.43 of the rate sensitivity sits in that path</w:t>
+              <w:t>the base case reverts to the mid-cycle anchor over four years; the whole AED 1.70 of the rate sensitivity sits in that path</w:t>
             </w:r>
           </w:p>
         </w:tc>
@@ -21827,7 +22660,7 @@
                 <w:color w:val="1C3A36"/>
                 <w:sz w:val="16"/>
               </w:rPr>
-              <w:t>the shipping units bore about 1% in FY2025; a uniform 15% would cost AED 1.33 a share</w:t>
+              <w:t>the shipping units bore about 1% in FY2025; a uniform 15% would cost AED 0.98 a share</w:t>
             </w:r>
           </w:p>
         </w:tc>
@@ -21939,7 +22772,7 @@
                 <w:color w:val="1C3A36"/>
                 <w:sz w:val="16"/>
               </w:rPr>
-              <w:t>USD 2.0 billion ranking ahead of the ordinary shares, worth AED 0.24 a share between the two treatments</w:t>
+              <w:t>USD 2.0 billion ranking ahead of the ordinary shares, worth AED 0.40 a share between the two treatments</w:t>
             </w:r>
           </w:p>
         </w:tc>
@@ -22198,7 +23031,7 @@
                 <w:color w:val="1C3A36"/>
                 <w:sz w:val="16"/>
               </w:rPr>
-              <w:t>ordinary drift lower; this zone sits below every fundamental lens in the study except the bear bounds</w:t>
+              <w:t>ordinary drift lower; the cash-flow lens on its own sits inside this zone and the book lens below it, so this is not a range at which the fundamental work would call the share cheap</w:t>
             </w:r>
           </w:p>
         </w:tc>
@@ -22256,7 +23089,7 @@
                 <w:color w:val="1C3A36"/>
                 <w:sz w:val="16"/>
               </w:rPr>
-              <w:t>ordinary drift higher; the market continuing to price the asset-beta reading</w:t>
+              <w:t>ordinary drift higher; this zone contains the study’s own weighted central, so no repricing of the business is needed to reach it</w:t>
             </w:r>
           </w:p>
         </w:tc>
@@ -22314,7 +23147,7 @@
                 <w:color w:val="1C3A36"/>
                 <w:sz w:val="16"/>
               </w:rPr>
-              <w:t>a 1-in-20 outcome; the zone in which the market would begin to price something closer to the own-beta reading, or to price the rate strength as durable</w:t>
+              <w:t>a 1-in-20 outcome; the zone in which the market would be pricing the rate strength as durable, or the equal-weight reading of the discount rate</w:t>
             </w:r>
           </w:p>
         </w:tc>
@@ -22336,7 +23169,7 @@
                 <w:color w:val="1C3A36"/>
                 <w:sz w:val="16"/>
               </w:rPr>
-              <w:t>Where the asset-beta central sits</w:t>
+              <w:t>Where the weighted central sits</w:t>
             </w:r>
           </w:p>
         </w:tc>
@@ -22354,7 +23187,7 @@
                 <w:color w:val="1C3A36"/>
                 <w:sz w:val="16"/>
               </w:rPr>
-              <w:t>7.04</w:t>
+              <w:t>6.60</w:t>
             </w:r>
           </w:p>
         </w:tc>
@@ -22372,7 +23205,7 @@
                 <w:color w:val="1C3A36"/>
                 <w:sz w:val="16"/>
               </w:rPr>
-              <w:t>between the 75th and 95th percentile of the three-month distribution — reachable inside the horizon without anything unusual happening</w:t>
+              <w:t>between the 50th and 75th percentile of the three-month distribution. The valuation and the price map — which knows nothing about value — are in the same place, which is a change from this study's earlier measurement of the market and is the clearest sign that the share is close to fairly priced</w:t>
             </w:r>
           </w:p>
         </w:tc>
@@ -22394,7 +23227,7 @@
                 <w:color w:val="1C3A36"/>
                 <w:sz w:val="16"/>
               </w:rPr>
-              <w:t>Where the own-beta central sits</w:t>
+              <w:t>Where the cash-flow lens alone sits</w:t>
             </w:r>
           </w:p>
         </w:tc>
@@ -22412,7 +23245,7 @@
                 <w:color w:val="1C3A36"/>
                 <w:sz w:val="16"/>
               </w:rPr>
-              <w:t>7.94</w:t>
+              <w:t>5.69</w:t>
             </w:r>
           </w:p>
         </w:tc>
@@ -22430,7 +23263,65 @@
                 <w:color w:val="1C3A36"/>
                 <w:sz w:val="16"/>
               </w:rPr>
-              <w:t>above the 95th percentile of the three-month distribution. The valuation and the price map genuinely disagree on this construction, and stating the gap at full size is the point</w:t>
+              <w:t>between the 25th and 50th percentile — below the price today, and reachable inside the horizon without anything unusual happening</w:t>
+            </w:r>
+          </w:p>
+        </w:tc>
+      </w:tr>
+      <w:tr>
+        <w:trPr>
+          <w:cantSplit/>
+        </w:trPr>
+        <w:tc>
+          <w:tcPr>
+            <w:tcW w:type="dxa" w:w="2592"/>
+          </w:tcPr>
+          <w:p>
+            <w:pPr>
+              <w:spacing w:after="20"/>
+            </w:pPr>
+            <w:r>
+              <w:rPr>
+                <w:color w:val="1C3A36"/>
+                <w:sz w:val="16"/>
+              </w:rPr>
+              <w:t>Where the equal-weight composite central sits</w:t>
+            </w:r>
+          </w:p>
+        </w:tc>
+        <w:tc>
+          <w:tcPr>
+            <w:tcW w:type="dxa" w:w="2448"/>
+          </w:tcPr>
+          <w:p>
+            <w:pPr>
+              <w:spacing w:after="20"/>
+              <w:jc w:val="right"/>
+            </w:pPr>
+            <w:r>
+              <w:rPr>
+                <w:color w:val="1C3A36"/>
+                <w:sz w:val="16"/>
+              </w:rPr>
+              <w:t>7.68</w:t>
+            </w:r>
+          </w:p>
+        </w:tc>
+        <w:tc>
+          <w:tcPr>
+            <w:tcW w:type="dxa" w:w="5040"/>
+          </w:tcPr>
+          <w:p>
+            <w:pPr>
+              <w:spacing w:after="20"/>
+              <w:jc w:val="left"/>
+            </w:pPr>
+            <w:r>
+              <w:rPr>
+                <w:color w:val="1C3A36"/>
+                <w:sz w:val="16"/>
+              </w:rPr>
+              <w:t>between the 75th and 95th percentile of the three-month distribution</w:t>
             </w:r>
           </w:p>
         </w:tc>
@@ -22467,14 +23358,14 @@
           <w:color w:val="1C3A36"/>
           <w:sz w:val="21"/>
         </w:rPr>
-        <w:t xml:space="preserve">The beta is the study, and it is unresolved. </w:t>
+        <w:t xml:space="preserve">The beta still moves the answer more than anything else, even though it is now settled. </w:t>
       </w:r>
       <w:r>
         <w:rPr>
           <w:color w:val="1C3A36"/>
           <w:sz w:val="21"/>
         </w:rPr>
-        <w:t>The difference between the share's own regressed beta of 0.705 and an asset-risk beta of one is AED 2.24 a share on the cash-flow lens — larger than the capital-expenditure row and the tax row, and about the same size as moving the tanker-rate anchor across its whole tested range. Across the beta range tested in section 1.9 the swing is AED 5.78, the widest single sensitivity in the study. The regression is real and passes its usability conditions, but it rests on 3.2 years of history in a period when the contracted arm was growing faster than the merchant fleet. Both readings are published as equals. If forced to say which way the evidence leans: the market price sits on the asset-beta reading.</w:t>
+        <w:t>Regressed against the FTSE ADX General Index, the beta is 1.085; regressed against an equal-weight composite of the same exchange's names it is 0.705, worth AED 2.71 a share on the cash-flow lens. Across the beta range tested in section 1.9 the swing is AED 4.08, still the widest single sensitivity in the study. What has changed is that this is no longer an unresolved argument between a regression and an economic prior — the published index of the share's own exchange is the right yardstick and the two now agree. What remains is ordinary statistical uncertainty: 3.2 years of listed history, an R-squared of 0.158, and a 90% interval of [0.76, 1.41] that this study's bear and bull cases carry at full width rather than narrowing. A longer history could still move the point estimate inside that interval, and the share is a constituent of the index it is measured against, which pulls the estimate up rather than down (section 1.8).</w:t>
       </w:r>
     </w:p>
     <w:p>
@@ -22495,7 +23386,7 @@
           <w:color w:val="1C3A36"/>
           <w:sz w:val="21"/>
         </w:rPr>
-        <w:t>84% of the cash-flow model's enterprise value is the terminal value on the own-beta construction, 80% on the asset-beta one. That is high, and it is the arithmetic consequence of discounting a business whose explicit years are depressed by a heavy capital programme — capital expenditure runs USD 1,375 million in 2026E against earnings of USD 1,860 million. The terminal assumptions are stressed across the cost of capital, growth and the rate anchor in section 1.9, and the growth in the perpetuity is paid for through an explicit reinvestment rate rather than assumed free.</w:t>
+        <w:t>78% of the cash-flow model's enterprise value is the terminal value on the adopted construction, 84% on the equal-weight composite. That is high, and it is the arithmetic consequence of discounting a business whose explicit years are depressed by a heavy capital programme — capital expenditure runs USD 1,375 million in 2026E against earnings of USD 1,860 million. The terminal assumptions are stressed across the cost of capital, growth and the rate anchor in section 1.9, and the growth in the perpetuity is paid for through an explicit reinvestment rate rather than assumed free.</w:t>
       </w:r>
     </w:p>
     <w:p>
@@ -22663,7 +23554,7 @@
           <w:color w:val="1C3A36"/>
           <w:sz w:val="21"/>
         </w:rPr>
-        <w:t>The model taxes each unit at its own disclosed FY2025 effective rate, which is about 1% in shipping because international shipping income is excluded from the UAE's domestic minimum top-up tax rules. That exclusion is a policy choice. Priced at a uniform 15% across the group, fair value falls to AED 7.07.</w:t>
+        <w:t>The model taxes each unit at its own disclosed FY2025 effective rate, which is about 1% in shipping because international shipping income is excluded from the UAE's domestic minimum top-up tax rules. That exclusion is a policy choice. Priced at a uniform 15% across the group, fair value falls to AED 4.71.</w:t>
       </w:r>
     </w:p>
     <w:p>
@@ -22684,7 +23575,7 @@
           <w:color w:val="1C3A36"/>
           <w:sz w:val="21"/>
         </w:rPr>
-        <w:t>The share listed in June 2023, so the cleaned series spans 3.2 years. That is short for a beta and too short for a five-year test of the price map, which is why the map's width setting rests on the wider Abu Dhabi panel and why the beta is corroborated three ways in section 1.8 rather than accepted at face value.</w:t>
+        <w:t>The share listed in June 2023, so the cleaned series spans 3.2 years. That is short for a beta and too short for a five-year test of the price map, which is why the map's width setting rests on the wider Abu Dhabi panel and why the beta is set out against three separate market series in section 1.8 rather than accepted at face value. One further limit belongs here: the index series supplied ends 2026-07-24, before the share's last session used elsewhere in this study, so 2 weekly observations sit outside the regression. The window was stopped where the index stops rather than pairing the share against a stale index level.</w:t>
       </w:r>
     </w:p>
     <w:p>
@@ -22705,7 +23596,7 @@
           <w:color w:val="1C3A36"/>
           <w:sz w:val="21"/>
         </w:rPr>
-        <w:t>Upward: one-year time-charter fixtures settling durably above the mid-cycle anchor used here; the contracted gas programme delivering on time and taking spot exposure below the disclosed 23%; a longer price history that keeps the regressed beta near 0.705 as the mix shifts toward shipping. Downward: rates reverting faster than the four-year glide assumed here; the shipping tax relief being withdrawn; a capital programme that grows without a matching contracted return; or evidence that the contracted relationship with the parent is repriced rather than renewed.</w:t>
+        <w:t>Upward: one-year time-charter fixtures settling durably above the mid-cycle anchor used here; the contracted gas programme delivering on time and taking spot exposure below the disclosed 23%; a longer price history that settles the beta toward the lower end of its interval as the contracted programme comes in, which would lift the cash-flow lens directly. Downward: the same history settling it toward the upper end; rates reverting faster than the four-year glide assumed here; the shipping tax relief being withdrawn; a capital programme that grows without a matching contracted return; or evidence that the contracted relationship with the parent is repriced rather than renewed.</w:t>
       </w:r>
     </w:p>
     <w:p>
@@ -30860,7 +31751,7 @@
                 <w:color w:val="1C3A36"/>
                 <w:sz w:val="16"/>
               </w:rPr>
-              <w:t>7.15%</w:t>
+              <w:t>8.85%</w:t>
             </w:r>
           </w:p>
         </w:tc>
@@ -30878,7 +31769,7 @@
                 <w:color w:val="1C3A36"/>
                 <w:sz w:val="16"/>
               </w:rPr>
-              <w:t>6.99%</w:t>
+              <w:t>8.69%</w:t>
             </w:r>
           </w:p>
         </w:tc>
@@ -30896,7 +31787,7 @@
                 <w:color w:val="1C3A36"/>
                 <w:sz w:val="16"/>
               </w:rPr>
-              <w:t>6.83%</w:t>
+              <w:t>8.53%</w:t>
             </w:r>
           </w:p>
         </w:tc>
@@ -30914,7 +31805,7 @@
                 <w:color w:val="1C3A36"/>
                 <w:sz w:val="16"/>
               </w:rPr>
-              <w:t>6.67%</w:t>
+              <w:t>8.37%</w:t>
             </w:r>
           </w:p>
         </w:tc>
@@ -30932,7 +31823,7 @@
                 <w:color w:val="1C3A36"/>
                 <w:sz w:val="16"/>
               </w:rPr>
-              <w:t>6.51%</w:t>
+              <w:t>8.21%</w:t>
             </w:r>
           </w:p>
         </w:tc>
@@ -30976,7 +31867,7 @@
                 <w:color w:val="1C3A36"/>
                 <w:sz w:val="16"/>
               </w:rPr>
-              <w:t>+8.0pp</w:t>
+              <w:t>+6.3pp</w:t>
             </w:r>
           </w:p>
         </w:tc>
@@ -30996,7 +31887,7 @@
                 <w:color w:val="1C3A36"/>
                 <w:sz w:val="16"/>
               </w:rPr>
-              <w:t>+6.9pp</w:t>
+              <w:t>+5.2pp</w:t>
             </w:r>
           </w:p>
         </w:tc>
@@ -31016,7 +31907,7 @@
                 <w:color w:val="1C3A36"/>
                 <w:sz w:val="16"/>
               </w:rPr>
-              <w:t>+6.7pp</w:t>
+              <w:t>+5.0pp</w:t>
             </w:r>
           </w:p>
         </w:tc>
@@ -31036,7 +31927,7 @@
                 <w:color w:val="1C3A36"/>
                 <w:sz w:val="16"/>
               </w:rPr>
-              <w:t>+6.1pp</w:t>
+              <w:t>+4.4pp</w:t>
             </w:r>
           </w:p>
         </w:tc>
@@ -31056,7 +31947,7 @@
                 <w:color w:val="1C3A36"/>
                 <w:sz w:val="16"/>
               </w:rPr>
-              <w:t>+5.2pp</w:t>
+              <w:t>+3.5pp</w:t>
             </w:r>
           </w:p>
         </w:tc>
@@ -31078,7 +31969,7 @@
           <w:color w:val="1C3A36"/>
           <w:sz w:val="21"/>
         </w:rPr>
-        <w:t>Three things in that table are worth reading together. Free cash flow to the firm is only USD 298 million in 2026E — on earnings of USD 1,860 million — because the capital programme peaks at USD 1,375 million and working capital builds by USD 137 million in the same year. It then quadruples by 2029E as the newbuild programme delivers and spending falls back toward maintenance levels. That shape is why the terminal value carries so much of the enterprise value: the explicit years are the investment years. And the spread of return on invested capital over the cost of capital is positive in every year of the forecast, narrowing from +8.0 percentage points to +5.2 as the rate cycle normalises — this business creates value on the study's own cost of capital throughout, which is the single most important thing the cash-flow model says.</w:t>
+        <w:t>Three things in that table are worth reading together. Free cash flow to the firm is only USD 298 million in 2026E — on earnings of USD 1,860 million — because the capital programme peaks at USD 1,375 million and working capital builds by USD 137 million in the same year. It then quadruples by 2029E as the newbuild programme delivers and spending falls back toward maintenance levels. That shape is why the terminal value carries so much of the enterprise value: the explicit years are the investment years. And the spread of return on invested capital over the cost of capital is positive in every year of the forecast, narrowing from +6.3 percentage points to +3.5 as the rate cycle normalises — this business creates value on the study's own cost of capital throughout, which is the single most important thing the cash-flow model says.</w:t>
       </w:r>
     </w:p>
     <w:p>
@@ -31689,7 +32580,7 @@
                 <w:color w:val="1C3A36"/>
                 <w:sz w:val="16"/>
               </w:rPr>
-              <w:t>the rate-anchor row spans AED 2.43 a share</w:t>
+              <w:t>the rate-anchor row spans AED 1.70 a share</w:t>
             </w:r>
           </w:p>
         </w:tc>
@@ -31711,7 +32602,7 @@
                 <w:color w:val="1C3A36"/>
                 <w:sz w:val="16"/>
               </w:rPr>
-              <w:t>The cost-of-equity construction</w:t>
+              <w:t>How the market is measured in the beta</w:t>
             </w:r>
           </w:p>
         </w:tc>
@@ -31728,7 +32619,7 @@
                 <w:color w:val="1C3A36"/>
                 <w:sz w:val="16"/>
               </w:rPr>
-              <w:t>the share’s own regressed beta against an asset-risk beta of one</w:t>
+              <w:t>the published index of the share’s own exchange against an equal-weight composite of the same exchange’s names</w:t>
             </w:r>
           </w:p>
         </w:tc>
@@ -31745,7 +32636,7 @@
                 <w:color w:val="1C3A36"/>
                 <w:sz w:val="16"/>
               </w:rPr>
-              <w:t>AED 2.24 a share between the two published constructions, and AED 5.78 across the beta range tested in section 1.9 — the widest single sensitivity in the study</w:t>
+              <w:t>AED 2.71 a share between the two published constructions, and AED 4.08 across the beta range tested in section 1.9 — the widest single sensitivity in the study</w:t>
             </w:r>
           </w:p>
         </w:tc>
@@ -31857,7 +32748,7 @@
                 <w:color w:val="1C3A36"/>
                 <w:sz w:val="16"/>
               </w:rPr>
-              <w:t>the capital-expenditure row spans AED 1.45 a share</w:t>
+              <w:t>the capital-expenditure row spans AED 1.17 a share</w:t>
             </w:r>
           </w:p>
         </w:tc>
@@ -31913,7 +32804,7 @@
                 <w:color w:val="1C3A36"/>
                 <w:sz w:val="16"/>
               </w:rPr>
-              <w:t>AED 1.33 a share at a uniform 15%</w:t>
+              <w:t>AED 0.98 a share at a uniform 15%</w:t>
             </w:r>
           </w:p>
         </w:tc>
@@ -31969,7 +32860,7 @@
                 <w:color w:val="1C3A36"/>
                 <w:sz w:val="16"/>
               </w:rPr>
-              <w:t>AED 0.24 a share between the two treatments</w:t>
+              <w:t>AED 0.40 a share between the two treatments</w:t>
             </w:r>
           </w:p>
         </w:tc>
@@ -34039,7 +34930,7 @@
                 <w:color w:val="1C3A36"/>
                 <w:sz w:val="16"/>
               </w:rPr>
-              <w:t>× 1.02 ÷ (7.49% − 2%)</w:t>
+              <w:t>× 1.02 ÷ (9.34% − 2%)</w:t>
             </w:r>
           </w:p>
         </w:tc>
@@ -34079,7 +34970,7 @@
                 <w:color w:val="1C3A36"/>
                 <w:sz w:val="16"/>
               </w:rPr>
-              <w:t>12,550</w:t>
+              <w:t>9,388</w:t>
             </w:r>
           </w:p>
         </w:tc>
@@ -34123,7 +35014,7 @@
                 <w:color w:val="1C3A36"/>
                 <w:sz w:val="16"/>
               </w:rPr>
-              <w:t>6.23</w:t>
+              <w:t>4.66</w:t>
             </w:r>
           </w:p>
         </w:tc>
@@ -34145,7 +35036,7 @@
                 <w:color w:val="1C3A36"/>
                 <w:sz w:val="16"/>
               </w:rPr>
-              <w:t>Range — the low end at a cost of equity on a beta of one and lower growth, the high end at a lower country charge and higher growth</w:t>
+              <w:t>Range — the low end at a cost of equity of 10.94%, built on the top of the beta's 90% interval (1.412), with lower growth; the high end at 7.75% on the bottom of it (0.758) with higher growth</w:t>
             </w:r>
           </w:p>
         </w:tc>
@@ -34163,7 +35054,7 @@
                 <w:color w:val="1C3A36"/>
                 <w:sz w:val="16"/>
               </w:rPr>
-              <w:t>4.27 – 8.11</w:t>
+              <w:t>3.41 – 6.55</w:t>
             </w:r>
           </w:p>
         </w:tc>
@@ -34185,7 +35076,7 @@
           <w:color w:val="1C3A36"/>
           <w:sz w:val="21"/>
         </w:rPr>
-        <w:t>This expert lands at AED 6.23, below the study's own weighted central of AED 7.94, and the reason is specific: the five-year average free cash flow of USD 819 million is dragged down by the investment years. Free cash flow to the firm is USD 298 million in 2026E and USD 1,256 million in 2029E; averaging a business across a period when it is building the assets that produce the later number is a real charge against it. That is the method doing what it says it does, and it is why the range extends as high as AED 8.11.</w:t>
+        <w:t>This expert lands at AED 4.66, below the study's own weighted central of AED 6.60, and the reason is specific: the five-year average free cash flow of USD 819 million is dragged down by the investment years. Free cash flow to the firm is USD 298 million in 2026E and USD 1,256 million in 2029E; averaging a business across a period when it is building the assets that produce the later number is a real charge against it. That is the method doing what it says it does, and it is why the range extends as high as AED 6.55.</w:t>
       </w:r>
     </w:p>
     <w:p>
@@ -34199,7 +35090,7 @@
           <w:color w:val="1C3A36"/>
           <w:sz w:val="21"/>
         </w:rPr>
-        <w:t>Named sensitivity: this method is a single-stage capitalisation, so it is more sensitive to the cost of equity than anything else in the study. At a cost of equity on a beta of one — 8.93% instead of 7.49% — the same owner cash earnings capitalise to roughly AED 4.94 a share, a fall of about 21%. This expert is therefore the one most exposed to the study's central contested judgement, and says so.</w:t>
+        <w:t>Named sensitivity: this method is a single-stage capitalisation, so it is more sensitive to the cost of equity than anything else in the study. Capitalise the same owner cash earnings at the cost of equity the equal-weight composite produces — 7.49% instead of 9.34% — and the answer is roughly AED 6.23 a share, a rise of about 34%. The direction is worth being explicit about: a lower discount rate raises a perpetuity, so the construction this study does not adopt is the generous one. Within the adopted construction, the two ends of the beta's own 90% interval are what set this expert's published range, and they span AED 3.14. This expert is therefore the one most exposed to the discount rate, and says so.</w:t>
       </w:r>
     </w:p>
     <w:p>
@@ -34404,7 +35295,7 @@
                 <w:color w:val="1C3A36"/>
                 <w:sz w:val="16"/>
               </w:rPr>
-              <w:t>2,422</w:t>
+              <w:t>1,686</w:t>
             </w:r>
           </w:p>
         </w:tc>
@@ -34444,7 +35335,7 @@
                 <w:color w:val="1C3A36"/>
                 <w:sz w:val="16"/>
               </w:rPr>
-              <w:t>7,323</w:t>
+              <w:t>3,015</w:t>
             </w:r>
           </w:p>
         </w:tc>
@@ -34484,7 +35375,7 @@
                 <w:color w:val="1C3A36"/>
                 <w:sz w:val="16"/>
               </w:rPr>
-              <w:t>17,177</w:t>
+              <w:t>12,133</w:t>
             </w:r>
           </w:p>
         </w:tc>
@@ -34564,7 +35455,7 @@
                 <w:color w:val="1C3A36"/>
                 <w:sz w:val="16"/>
               </w:rPr>
-              <w:t>14,698</w:t>
+              <w:t>9,654</w:t>
             </w:r>
           </w:p>
         </w:tc>
@@ -34608,7 +35499,7 @@
                 <w:color w:val="1C3A36"/>
                 <w:sz w:val="16"/>
               </w:rPr>
-              <w:t>7.30</w:t>
+              <w:t>4.79</w:t>
             </w:r>
           </w:p>
         </w:tc>
@@ -34648,7 +35539,7 @@
                 <w:color w:val="1C3A36"/>
                 <w:sz w:val="16"/>
               </w:rPr>
-              <w:t>5.00 – 9.11</w:t>
+              <w:t>3.71 – 5.64</w:t>
             </w:r>
           </w:p>
         </w:tc>
@@ -34956,7 +35847,7 @@
                 <w:color w:val="1C3A36"/>
                 <w:sz w:val="16"/>
               </w:rPr>
-              <w:t>7.31%</w:t>
+              <w:t>9.01%</w:t>
             </w:r>
           </w:p>
         </w:tc>
@@ -34974,7 +35865,7 @@
                 <w:color w:val="1C3A36"/>
                 <w:sz w:val="16"/>
               </w:rPr>
-              <w:t>7.31%</w:t>
+              <w:t>9.01%</w:t>
             </w:r>
           </w:p>
         </w:tc>
@@ -34992,7 +35883,7 @@
                 <w:color w:val="1C3A36"/>
                 <w:sz w:val="16"/>
               </w:rPr>
-              <w:t>7.31%</w:t>
+              <w:t>9.01%</w:t>
             </w:r>
           </w:p>
         </w:tc>
@@ -35010,7 +35901,7 @@
                 <w:color w:val="1C3A36"/>
                 <w:sz w:val="16"/>
               </w:rPr>
-              <w:t>7.31%</w:t>
+              <w:t>9.01%</w:t>
             </w:r>
           </w:p>
         </w:tc>
@@ -35028,7 +35919,7 @@
                 <w:color w:val="1C3A36"/>
                 <w:sz w:val="16"/>
               </w:rPr>
-              <w:t>7.31%</w:t>
+              <w:t>9.01%</w:t>
             </w:r>
           </w:p>
         </w:tc>
@@ -35072,7 +35963,7 @@
                 <w:color w:val="1C3A36"/>
                 <w:sz w:val="16"/>
               </w:rPr>
-              <w:t>+7.8pp</w:t>
+              <w:t>+6.2pp</w:t>
             </w:r>
           </w:p>
         </w:tc>
@@ -35092,7 +35983,7 @@
                 <w:color w:val="1C3A36"/>
                 <w:sz w:val="16"/>
               </w:rPr>
-              <w:t>+6.6pp</w:t>
+              <w:t>+4.9pp</w:t>
             </w:r>
           </w:p>
         </w:tc>
@@ -35112,7 +36003,7 @@
                 <w:color w:val="1C3A36"/>
                 <w:sz w:val="16"/>
               </w:rPr>
-              <w:t>+6.2pp</w:t>
+              <w:t>+4.5pp</w:t>
             </w:r>
           </w:p>
         </w:tc>
@@ -35132,7 +36023,7 @@
                 <w:color w:val="1C3A36"/>
                 <w:sz w:val="16"/>
               </w:rPr>
-              <w:t>+5.4pp</w:t>
+              <w:t>+3.7pp</w:t>
             </w:r>
           </w:p>
         </w:tc>
@@ -35152,7 +36043,7 @@
                 <w:color w:val="1C3A36"/>
                 <w:sz w:val="16"/>
               </w:rPr>
-              <w:t>+4.4pp</w:t>
+              <w:t>+2.7pp</w:t>
             </w:r>
           </w:p>
         </w:tc>
@@ -35192,7 +36083,7 @@
                 <w:color w:val="1C3A36"/>
                 <w:sz w:val="16"/>
               </w:rPr>
-              <w:t>658</w:t>
+              <w:t>516</w:t>
             </w:r>
           </w:p>
         </w:tc>
@@ -35210,7 +36101,7 @@
                 <w:color w:val="1C3A36"/>
                 <w:sz w:val="16"/>
               </w:rPr>
-              <w:t>607</w:t>
+              <w:t>451</w:t>
             </w:r>
           </w:p>
         </w:tc>
@@ -35228,7 +36119,7 @@
                 <w:color w:val="1C3A36"/>
                 <w:sz w:val="16"/>
               </w:rPr>
-              <w:t>613</w:t>
+              <w:t>444</w:t>
             </w:r>
           </w:p>
         </w:tc>
@@ -35246,7 +36137,7 @@
                 <w:color w:val="1C3A36"/>
                 <w:sz w:val="16"/>
               </w:rPr>
-              <w:t>546</w:t>
+              <w:t>375</w:t>
             </w:r>
           </w:p>
         </w:tc>
@@ -35264,7 +36155,7 @@
                 <w:color w:val="1C3A36"/>
                 <w:sz w:val="16"/>
               </w:rPr>
-              <w:t>443</w:t>
+              <w:t>270</w:t>
             </w:r>
           </w:p>
         </w:tc>
@@ -35286,7 +36177,7 @@
           <w:color w:val="6E7B77"/>
           <w:sz w:val="17"/>
         </w:rPr>
-        <w:t>This is the most revealing exhibit in the study. The spread is positive in every forecast year — the business earns 15% on capital in 2026E against a cost of 7% — and it narrows steadily as the rate cycle normalises and the capital base grows. That is a company creating value throughout, but creating less of it each year, which is a very different picture from either a compounder or a value destroyer. Two conventions in this table are named so they cannot be confused with the ones used elsewhere. The return divides by closing invested capital, matching Appendix A.3; and the capital charge is the explicit-window cost of capital of 7.31% held flat across all five years rather than the declining schedule the cash-flow model discounts at, so the spread row is exactly the return row less 7.31% and the economic-profit row is exactly that spread on the same closing capital. Appendix A.3 shows the spread on the declining schedule instead, which is why the two tables give different spreads from the same returns. Note also that this leg's enterprise value of USD 17,177 million differs from the cash-flow model's USD 19,891 million: economic-profit and cash-flow valuations are algebraically identical on identical assumptions, and the gap here is entirely the different terminal treatment — a fading economic-profit perpetuity against a reinvestment-funded terminal value. Expert 3 is therefore a restatement of the cash-flow model under a different terminal discipline, not independent confirmation of it, and is read as such.</w:t>
+        <w:t>This is the most revealing exhibit in the study. The spread is positive in every forecast year — the business earns 15% on capital in 2026E against a cost of 9% — and it narrows steadily as the rate cycle normalises and the capital base grows. That is a company creating value throughout, but creating less of it each year, which is a very different picture from either a compounder or a value destroyer. Two conventions in this table are named so they cannot be confused with the ones used elsewhere. The return divides by closing invested capital, matching Appendix A.3; and the capital charge is the explicit-window cost of capital of 9.01% held flat across all five years rather than the declining schedule the cash-flow model discounts at, so the spread row is exactly the return row less 9.01% and the economic-profit row is exactly that spread on the same closing capital. Appendix A.3 shows the spread on the declining schedule instead, which is why the two tables give different spreads from the same returns. Note also that this leg's enterprise value of USD 12,133 million differs from the cash-flow model's USD 14,435 million: economic-profit and cash-flow valuations are algebraically identical on identical assumptions, and the gap here is entirely the different terminal treatment — a fading economic-profit perpetuity against a reinvestment-funded terminal value. Expert 3 is therefore a restatement of the cash-flow model under a different terminal discipline, not independent confirmation of it, and is read as such.</w:t>
       </w:r>
     </w:p>
     <w:p>
@@ -35300,7 +36191,7 @@
           <w:color w:val="1C3A36"/>
           <w:sz w:val="21"/>
         </w:rPr>
-        <w:t>Named sensitivity: a one-percentage-point parallel reduction in the cost-of-capital schedule widens the spread in every year and lifts this valuation by roughly a fifth; the same move in the opposite direction takes it below the market price. Nothing in the operating build has a comparable effect on this method, which is the point it is making.</w:t>
+        <w:t>Named sensitivity: a one-percentage-point parallel reduction in the cost-of-capital schedule widens the spread in every year and lifts this valuation by roughly a fifth; the same move in the opposite direction removes about the same amount from a base of AED 4.79 that already sits 22% below the market price, and takes the fifth-year spread of +2.7 percentage points close to zero. Nothing in the operating build has a comparable effect on this method, which is the point it is making.</w:t>
       </w:r>
     </w:p>
     <w:p>
@@ -35641,7 +36532,7 @@
                 <w:color w:val="1C3A36"/>
                 <w:sz w:val="16"/>
               </w:rPr>
-              <w:t>Accepted as the central unresolved issue, and it is why the panel divides the way it does. Expert 1 never touches it. Expert 2 is fully exposed to it, which is why its range spans AED 3.84. Expert 3 prices it year by year and finds that the spread stays positive on either construction, which is the one useful thing the panel can say about it: the business creates value at both costs of capital — the argument is only about how much.</w:t>
+              <w:t>Accepted, and it is why the panel divides the way it does. Expert 1 never touches it. Expert 2 is fully exposed to it, which is why its range spans AED 3.14, struck at the two ends of the beta's own 90% interval. Expert 3 prices it year by year and finds the spread stays positive on either measurement of the market, which is the one useful thing the panel can say about it: the business creates value at both costs of capital — the argument is only about how much, and it is now an argument about statistical width rather than about which yardstick to use.</w:t>
             </w:r>
           </w:p>
         </w:tc>
@@ -35718,7 +36609,7 @@
           <w:color w:val="6E7B77"/>
           <w:sz w:val="17"/>
         </w:rPr>
-        <w:t>Figure 9 — the three experts' ranges. The brass tick is each base case, the gold band the panel centre of AED 6.53, the vertical line the market price of AED 6.16.</w:t>
+        <w:t>Figure 9 — the three experts' ranges. The brass tick is each base case, the gold band the panel centre of AED 5.17, the vertical line the market price of AED 6.16.</w:t>
       </w:r>
     </w:p>
     <w:p>
@@ -35732,7 +36623,7 @@
           <w:color w:val="1C3A36"/>
           <w:sz w:val="21"/>
         </w:rPr>
-        <w:t>The panel spans AED 6.05 to 7.30 — a factor of 1.21 between the most and least generous base case, which is a narrow disagreement by the standards of this series. That narrowness is itself informative: three methods that share almost nothing methodologically land within AED 1.24 of one another, and all three land near the market price rather than near this study's own weighted central of AED 7.94.</w:t>
+        <w:t>The panel spans AED 4.66 to 6.05 — a factor of 1.30 between the most and least generous base case, which is a narrow disagreement by the standards of this series. That narrowness is itself informative: three methods that share almost nothing methodologically land within AED 1.39 of one another. All three land at or below the market price, and all three below this study's own weighted central of AED 6.60.</w:t>
       </w:r>
     </w:p>
     <w:p>
@@ -35746,7 +36637,7 @@
           <w:color w:val="1C3A36"/>
           <w:sz w:val="21"/>
         </w:rPr>
-        <w:t>The panel centre of AED 6.53 sits 6% above the market price and -18% against this study's own-beta central. That gap is real and it has a single explanation: every one of the three experts works from mid-cycle or five-year-average earnings, and none of them capitalises a terminal value the way the cash-flow model does. The cash-flow model puts 84% of its enterprise value beyond the fifth year; the panel puts effectively none there. A reader who distrusts long terminal values should weight the panel; a reader who believes a contracted marine infrastructure business has a long life beyond a five-year window should weight the model. Both positions are defensible and the gap between them is stated at full size rather than smoothed.</w:t>
+        <w:t>The panel centre of AED 5.17 sits 16% below the market price and -22% against this study's weighted central. That gap is real and it has a single explanation: every one of the three experts works from mid-cycle or five-year-average earnings, and none of them capitalises a terminal value the way the cash-flow model does. The cash-flow model puts 78% of its enterprise value beyond the fifth year; the panel puts effectively none there. A reader who distrusts long terminal values should weight the panel; a reader who believes a contracted marine infrastructure business has a long life beyond a five-year window should weight the model. Both positions are defensible and the gap between them is stated at full size rather than smoothed.</w:t>
       </w:r>
     </w:p>
     <w:p>
@@ -36035,7 +36926,7 @@
                 <w:color w:val="1C3A36"/>
                 <w:sz w:val="15"/>
               </w:rPr>
-              <w:t>7.49% explicit, and the whole answer moves with it</w:t>
+              <w:t>9.34% explicit, and the whole answer moves with it</w:t>
             </w:r>
           </w:p>
         </w:tc>
@@ -36069,7 +36960,7 @@
                 <w:color w:val="1C3A36"/>
                 <w:sz w:val="15"/>
               </w:rPr>
-              <w:t>Expert 2 is fully exposed, Expert 1 not at all — which is why they can agree on a number for entirely different reasons</w:t>
+              <w:t>Expert 2 is fully exposed, Expert 1 not at all — which is why Expert 1 lands AED 1.39 above Expert 2 without ever taking a position on the question</w:t>
             </w:r>
           </w:p>
         </w:tc>
@@ -36159,7 +37050,7 @@
                 <w:color w:val="1C3A36"/>
                 <w:sz w:val="15"/>
               </w:rPr>
-              <w:t>the cash-flow model puts 84% of its value beyond year five; none of the three does, which is most of why the panel sits below the study's central</w:t>
+              <w:t>the cash-flow model puts 78% of its value beyond year five; none of the three does, which is most of why the panel sits below the study's central</w:t>
             </w:r>
           </w:p>
         </w:tc>
@@ -36339,7 +37230,7 @@
                 <w:color w:val="1C3A36"/>
                 <w:sz w:val="15"/>
               </w:rPr>
-              <w:t>the two treatments differ by AED 0.24 a share in the main model</w:t>
+              <w:t>the two treatments differ by AED 0.40 a share in the main model</w:t>
             </w:r>
           </w:p>
         </w:tc>
@@ -36404,7 +37295,7 @@
           <w:color w:val="1C3A36"/>
           <w:sz w:val="21"/>
         </w:rPr>
-        <w:t>Where a judgement has two legitimate constructions, both are computed and both are published side by side. This study does that twice: for the cost of equity, which is the widest single sensitivity in it, and for the treatment of the perpetual capital securities. Neither pair is averaged, because an average of two constructions is a number that neither construction supports.</w:t>
+        <w:t>Where a judgement has two legitimate constructions, both are computed and both are published side by side. This study does that twice: for the series the beta is measured against, which is the widest single sensitivity in it, and for the treatment of the perpetual capital securities. Neither pair is averaged, because an average of two constructions is a number that neither construction supports. Where a construction has been changed since an earlier version of a study, the superseded one is published alongside the new one at full size rather than quietly replaced — that is why the equal-weight composite reading of AED 7.68 appears throughout this document beside the adopted AED 6.60.</w:t>
       </w:r>
     </w:p>
     <w:p>
